--- a/docs/downloads/william-wooldridge-fereday/تم/doc_0589.docx
+++ b/docs/downloads/william-wooldridge-fereday/تم/doc_0589.docx
@@ -1,36 +1,35 @@
 
 <file path=word/document.xml><?xml version="1.0" encoding="utf-8"?>
-<w:document xmlns:wpc="http://schemas.microsoft.com/office/word/2010/wordprocessingCanvas" xmlns:cx="http://schemas.microsoft.com/office/drawing/2014/chartex" xmlns:cx1="http://schemas.microsoft.com/office/drawing/2015/9/8/chartex" xmlns:cx2="http://schemas.microsoft.com/office/drawing/2015/10/21/chartex" xmlns:cx3="http://schemas.microsoft.com/office/drawing/2016/5/9/chartex" xmlns:cx4="http://schemas.microsoft.com/office/drawing/2016/5/10/chartex" xmlns:cx5="http://schemas.microsoft.com/office/drawing/2016/5/11/chartex" xmlns:cx6="http://schemas.microsoft.com/office/drawing/2016/5/12/chartex" xmlns:cx7="http://schemas.microsoft.com/office/drawing/2016/5/13/chartex" xmlns:cx8="http://schemas.microsoft.com/office/drawing/2016/5/14/chartex" xmlns:mc="http://schemas.openxmlformats.org/markup-compatibility/2006" xmlns:aink="http://schemas.microsoft.com/office/drawing/2016/ink" xmlns:am3d="http://schemas.microsoft.com/office/drawing/2017/model3d" xmlns:o="urn:schemas-microsoft-com:office:office" xmlns:r="http://schemas.openxmlformats.org/officeDocument/2006/relationships" xmlns:m="http://schemas.openxmlformats.org/officeDocument/2006/math" xmlns:v="urn:schemas-microsoft-com:vml" xmlns:wp14="http://schemas.microsoft.com/office/word/2010/wordprocessingDrawing" xmlns:wp="http://schemas.openxmlformats.org/drawingml/2006/wordprocessingDrawing" xmlns:w10="urn:schemas-microsoft-com:office:word" xmlns:w="http://schemas.openxmlformats.org/wordprocessingml/2006/main" xmlns:w14="http://schemas.microsoft.com/office/word/2010/wordml" xmlns:w15="http://schemas.microsoft.com/office/word/2012/wordml" xmlns:w16cid="http://schemas.microsoft.com/office/word/2016/wordml/cid" xmlns:w16se="http://schemas.microsoft.com/office/word/2015/wordml/symex" xmlns:wpg="http://schemas.microsoft.com/office/word/2010/wordprocessingGroup" xmlns:wpi="http://schemas.microsoft.com/office/word/2010/wordprocessingInk" xmlns:wne="http://schemas.microsoft.com/office/word/2006/wordml" xmlns:wps="http://schemas.microsoft.com/office/word/2010/wordprocessingShape" mc:Ignorable="w14 w15 w16se w16cid wp14">
+<w:document xmlns:wpc="http://schemas.microsoft.com/office/word/2010/wordprocessingCanvas" xmlns:cx="http://schemas.microsoft.com/office/drawing/2014/chartex" xmlns:cx1="http://schemas.microsoft.com/office/drawing/2015/9/8/chartex" xmlns:cx2="http://schemas.microsoft.com/office/drawing/2015/10/21/chartex" xmlns:cx3="http://schemas.microsoft.com/office/drawing/2016/5/9/chartex" xmlns:cx4="http://schemas.microsoft.com/office/drawing/2016/5/10/chartex" xmlns:cx5="http://schemas.microsoft.com/office/drawing/2016/5/11/chartex" xmlns:cx6="http://schemas.microsoft.com/office/drawing/2016/5/12/chartex" xmlns:cx7="http://schemas.microsoft.com/office/drawing/2016/5/13/chartex" xmlns:cx8="http://schemas.microsoft.com/office/drawing/2016/5/14/chartex" xmlns:mc="http://schemas.openxmlformats.org/markup-compatibility/2006" xmlns:aink="http://schemas.microsoft.com/office/drawing/2016/ink" xmlns:am3d="http://schemas.microsoft.com/office/drawing/2017/model3d" xmlns:o="urn:schemas-microsoft-com:office:office" xmlns:oel="http://schemas.microsoft.com/office/2019/extlst" xmlns:r="http://schemas.openxmlformats.org/officeDocument/2006/relationships" xmlns:m="http://schemas.openxmlformats.org/officeDocument/2006/math" xmlns:v="urn:schemas-microsoft-com:vml" xmlns:wp14="http://schemas.microsoft.com/office/word/2010/wordprocessingDrawing" xmlns:wp="http://schemas.openxmlformats.org/drawingml/2006/wordprocessingDrawing" xmlns:w10="urn:schemas-microsoft-com:office:word" xmlns:w="http://schemas.openxmlformats.org/wordprocessingml/2006/main" xmlns:w14="http://schemas.microsoft.com/office/word/2010/wordml" xmlns:w15="http://schemas.microsoft.com/office/word/2012/wordml" xmlns:w16cex="http://schemas.microsoft.com/office/word/2018/wordml/cex" xmlns:w16cid="http://schemas.microsoft.com/office/word/2016/wordml/cid" xmlns:w16="http://schemas.microsoft.com/office/word/2018/wordml" xmlns:w16sdtdh="http://schemas.microsoft.com/office/word/2020/wordml/sdtdatahash" xmlns:w16se="http://schemas.microsoft.com/office/word/2015/wordml/symex" xmlns:wpg="http://schemas.microsoft.com/office/word/2010/wordprocessingGroup" xmlns:wpi="http://schemas.microsoft.com/office/word/2010/wordprocessingInk" xmlns:wne="http://schemas.microsoft.com/office/word/2006/wordml" xmlns:wps="http://schemas.microsoft.com/office/word/2010/wordprocessingShape" mc:Ignorable="w14 w15 w16se w16cid w16 w16cex w16sdtdh wp14">
   <w:body>
     <w:p>
       <w:pPr>
         <w:rPr>
           <w:rtl/>
-          <w:lang w:bidi="ar-AE"/>
+          <w:lang w:bidi="ar-SA"/>
         </w:rPr>
       </w:pPr>
       <w:hyperlink r:id="rId4" w:history="1">
         <w:r>
           <w:rPr>
             <w:rStyle w:val="Hyperlink"/>
-            <w:rFonts w:hint="cs"/>
             <w:rtl/>
-            <w:lang w:bidi="ar-AE"/>
+            <w:lang w:bidi="ar-SA"/>
           </w:rPr>
-          <w:t>الكرمة الحقيقية (يوحنا 15)</w:t>
+          <w:t>المعمودية بالروح القدس</w:t>
         </w:r>
       </w:hyperlink>
     </w:p>
     <w:p>
       <w:pPr>
-        <w:rPr>
-          <w:rtl/>
-          <w:lang w:bidi="ar-AE"/>
+        <w:bidi w:val="0"/>
+        <w:rPr>
+          <w:lang w:bidi="ar-SA"/>
         </w:rPr>
       </w:pPr>
       <w:r>
         <w:rPr>
-          <w:lang w:bidi="ar-AE"/>
+          <w:lang w:bidi="ar-SA"/>
         </w:rPr>
         <w:t>William Wooldridge Fereday</w:t>
       </w:r>
@@ -39,37 +38,250 @@
       <w:pPr>
         <w:rPr>
           <w:rtl/>
-          <w:lang w:bidi="ar-AE"/>
+          <w:lang w:bidi="ar-SA"/>
         </w:rPr>
       </w:pPr>
       <w:r>
         <w:rPr>
           <w:rFonts w:hint="cs"/>
           <w:rtl/>
-          <w:lang w:bidi="ar-AE"/>
-        </w:rPr>
-        <w:t>تشكل الإصحاحات 13 حتى 16 من إنجيل يوحنا جزءً مميزًا واضحًا في السفر. إنها تعيد لنا الحديث الثمين ما بين الرب وتلاميذه في العلية ليل</w:t>
-      </w:r>
-      <w:r>
-        <w:rPr>
-          <w:rFonts w:hint="cs"/>
-          <w:rtl/>
-          <w:lang w:bidi="ar-AE"/>
-        </w:rPr>
-        <w:t>ة</w:t>
-      </w:r>
-      <w:r>
-        <w:rPr>
-          <w:rFonts w:hint="cs"/>
-          <w:rtl/>
-          <w:lang w:bidi="ar-AE"/>
-        </w:rPr>
-        <w:t xml:space="preserve"> تسليمه. غير أن هذا الإصحاح ينقسم من جديد إلى جزئين. الإصحاحان 13 و 14 يتميزان بالنعمة </w:t>
-      </w:r>
-      <w:r>
-        <w:rPr>
-          <w:rtl/>
-          <w:lang w:bidi="ar-AE"/>
+          <w:lang w:bidi="ar-SA"/>
+        </w:rPr>
+        <w:t>هذه العبارة كثيرًا ما نسمع</w:t>
+      </w:r>
+      <w:r>
+        <w:rPr>
+          <w:rFonts w:hint="cs"/>
+          <w:rtl/>
+          <w:lang w:bidi="ar-SA"/>
+        </w:rPr>
+        <w:t>ه</w:t>
+      </w:r>
+      <w:r>
+        <w:rPr>
+          <w:rFonts w:hint="cs"/>
+          <w:rtl/>
+          <w:lang w:bidi="ar-SA"/>
+        </w:rPr>
+        <w:t>ا في أيامنا الحاضرة غير أنه للأسف كثيرًا ما تُستخدم بافتقاد أليم للتعليم والمعرفة الإلهية. البعض يود بأن يحكي لنا بأنه</w:t>
+      </w:r>
+      <w:r>
+        <w:rPr>
+          <w:rFonts w:hint="cs"/>
+          <w:rtl/>
+          <w:lang w:bidi="ar-SA"/>
+        </w:rPr>
+        <w:t>م</w:t>
+      </w:r>
+      <w:r>
+        <w:rPr>
+          <w:rFonts w:hint="cs"/>
+          <w:rtl/>
+          <w:lang w:bidi="ar-SA"/>
+        </w:rPr>
+        <w:t xml:space="preserve"> قد اختبروها قبل فترة قصيرة كنوع ثاني من البركة؛ لذا فالبعض الآخر يصرخ بلا انقطاع إلى الله طالبينها إما لأنفسهم أو للكنيسة جمعاء. لكن ما الذي يقوله الكتاب المقدس؟ المعمودية تُ</w:t>
+      </w:r>
+      <w:r>
+        <w:rPr>
+          <w:rFonts w:hint="cs"/>
+          <w:rtl/>
+          <w:lang w:bidi="ar-SA"/>
+        </w:rPr>
+        <w:t>ذ</w:t>
+      </w:r>
+      <w:r>
+        <w:rPr>
+          <w:rFonts w:hint="cs"/>
+          <w:rtl/>
+          <w:lang w:bidi="ar-SA"/>
+        </w:rPr>
+        <w:t xml:space="preserve">كّر لأول مرة بواسطة يوحنا المعمدان في متى 3: 11، 12: </w:t>
+      </w:r>
+      <w:r>
+        <w:rPr>
+          <w:rFonts w:hint="cs"/>
+          <w:rtl/>
+          <w:lang w:bidi="ar-SA"/>
+        </w:rPr>
+        <w:t>"</w:t>
+      </w:r>
+      <w:r>
+        <w:rPr>
+          <w:color w:val="FF0000"/>
+          <w:rtl/>
+          <w:lang w:bidi="ar-SA"/>
+        </w:rPr>
+        <w:t>أَنَا أُعَمِّدُكُمْ بِمَاءٍ لِلتَّوْبَةِ، وَلكِنِ الَّذِي يَأْتِي بَعْدِي هُوَ أَقْوَى مِنِّي، الَّذِي لَسْتُ أَهْلاً أَنْ أَحْمِلَ حِذَاءَهُ. هُوَ سَيُعَمِّدُكُمْ بِالرُّوحِ الْقُدُسِ</w:t>
+      </w:r>
+      <w:r>
+        <w:rPr>
+          <w:rFonts w:hint="cs"/>
+          <w:color w:val="FF0000"/>
+          <w:rtl/>
+          <w:lang w:bidi="ar-SA"/>
+        </w:rPr>
+        <w:t xml:space="preserve"> (في الروح القدس)</w:t>
+      </w:r>
+      <w:r>
+        <w:rPr>
+          <w:color w:val="FF0000"/>
+          <w:rtl/>
+          <w:lang w:bidi="ar-SA"/>
+        </w:rPr>
+        <w:t xml:space="preserve"> وَنَارٍ. الَّذِي رَفْشُهُ فِي يَدِهِ، وَسَيُنَقِّي بَيْدَرَهُ، وَيَجْمَعُ قَمْحَهُ إِلَى الْمَخْزَنِ، وَأَمَّا التِّبْنُ فَيُحْرِقُهُ بِنَارٍ لاَ تُطْفَأُ».</w:t>
+      </w:r>
+      <w:r>
+        <w:rPr>
+          <w:rFonts w:hint="cs"/>
+          <w:rtl/>
+          <w:lang w:bidi="ar-SA"/>
+        </w:rPr>
+        <w:t>"</w:t>
+      </w:r>
+      <w:r>
+        <w:rPr>
+          <w:rFonts w:hint="cs"/>
+          <w:rtl/>
+          <w:lang w:bidi="ar-SA"/>
+        </w:rPr>
+        <w:t xml:space="preserve">. إن خدمة يوحنا كان لها طابع في غاية الأهمية. هو كان مُرسَل الرب يهوه، الذي أُرسِل أمام وجهه (لأنه لم يأتِ إلى العالم مَن هو أقل من الرب يهوه)، ليعدّ طريقه أمامه (متى 11: 10؛ ملاخي 3: 1). </w:t>
+      </w:r>
+      <w:r>
+        <w:rPr>
+          <w:rtl/>
+          <w:lang w:bidi="ar-SA"/>
+        </w:rPr>
+        <w:t>لقد أدان بشدة حالة إسرائيل الأخلاقية</w:t>
+      </w:r>
+      <w:r>
+        <w:rPr>
+          <w:rFonts w:hint="cs"/>
+          <w:rtl/>
+          <w:lang w:bidi="ar-SA"/>
+        </w:rPr>
+        <w:t xml:space="preserve"> </w:t>
+      </w:r>
+      <w:r>
+        <w:rPr>
+          <w:rtl/>
+          <w:lang w:bidi="ar-SA"/>
+        </w:rPr>
+        <w:t>ودعا إلى التوبة والطاعة.</w:t>
+      </w:r>
+      <w:r>
+        <w:rPr>
+          <w:rFonts w:hint="cs"/>
+          <w:rtl/>
+          <w:lang w:bidi="ar-SA"/>
+        </w:rPr>
+        <w:t xml:space="preserve"> إسرائيل لم يكن في حالته المناسبة ليستقبل الآتي. </w:t>
+      </w:r>
+      <w:r>
+        <w:rPr>
+          <w:rtl/>
+          <w:lang w:bidi="ar-SA"/>
+        </w:rPr>
+        <w:t>ورغم أنه كان محور آمالهم وتوقعاتهم كأمة، إلا أنهم لم يكونوا مستعدين له؛</w:t>
+      </w:r>
+      <w:r>
+        <w:rPr>
+          <w:rFonts w:hint="cs"/>
+          <w:rtl/>
+          <w:lang w:bidi="ar-SA"/>
+        </w:rPr>
+        <w:t xml:space="preserve"> </w:t>
+      </w:r>
+      <w:r>
+        <w:rPr>
+          <w:rtl/>
+          <w:lang w:bidi="ar-SA"/>
+        </w:rPr>
+        <w:t>و</w:t>
+      </w:r>
+      <w:r>
+        <w:rPr>
+          <w:rFonts w:hint="cs"/>
+          <w:rtl/>
+          <w:lang w:bidi="ar-SA"/>
+        </w:rPr>
+        <w:t>بال</w:t>
+      </w:r>
+      <w:r>
+        <w:rPr>
+          <w:rtl/>
+          <w:lang w:bidi="ar-SA"/>
+        </w:rPr>
+        <w:t xml:space="preserve">رغم </w:t>
+      </w:r>
+      <w:r>
+        <w:rPr>
+          <w:rFonts w:hint="cs"/>
+          <w:rtl/>
+          <w:lang w:bidi="ar-SA"/>
+        </w:rPr>
+        <w:t xml:space="preserve">من </w:t>
+      </w:r>
+      <w:r>
+        <w:rPr>
+          <w:rtl/>
+          <w:lang w:bidi="ar-SA"/>
+        </w:rPr>
+        <w:t xml:space="preserve">شهادة المعمدان لم يعرفوه، بل رفضوه وأخرجوه </w:t>
+      </w:r>
+      <w:r>
+        <w:rPr>
+          <w:rFonts w:hint="cs"/>
+          <w:rtl/>
+          <w:lang w:bidi="ar-SA"/>
+        </w:rPr>
+        <w:t>لهلاك</w:t>
+      </w:r>
+      <w:r>
+        <w:rPr>
+          <w:rtl/>
+          <w:lang w:bidi="ar-SA"/>
+        </w:rPr>
+        <w:t xml:space="preserve"> أنفسهم.</w:t>
+      </w:r>
+      <w:r>
+        <w:rPr>
+          <w:rtl/>
+        </w:rPr>
+        <w:t xml:space="preserve"> </w:t>
+      </w:r>
+      <w:r>
+        <w:rPr>
+          <w:rtl/>
+          <w:lang w:bidi="ar-SA"/>
+        </w:rPr>
+        <w:t xml:space="preserve">لذلك يقوم الله الآن بعمل ذي طابع مختلف تمامًا في هذا </w:t>
+      </w:r>
+      <w:r>
+        <w:rPr>
+          <w:rtl/>
+          <w:lang w:bidi="ar-SA"/>
+        </w:rPr>
+        <w:t>العالم</w:t>
+      </w:r>
+      <w:r>
+        <w:rPr>
+          <w:rtl/>
+          <w:lang w:bidi="ar-SA"/>
+        </w:rPr>
+        <w:t>.</w:t>
+      </w:r>
+      <w:r>
+        <w:rPr>
+          <w:rFonts w:hint="cs"/>
+          <w:rtl/>
+          <w:lang w:bidi="ar-SA"/>
+        </w:rPr>
+        <w:t xml:space="preserve"> الملكوت تم تأجيله </w:t>
+      </w:r>
+      <w:r>
+        <w:rPr>
+          <w:rtl/>
+          <w:lang w:bidi="ar-SA"/>
         </w:rPr>
         <w:t>–</w:t>
       </w:r>
@@ -77,59 +289,14 @@
         <w:rPr>
           <w:rFonts w:hint="cs"/>
           <w:rtl/>
-          <w:lang w:bidi="ar-AE"/>
-        </w:rPr>
-        <w:t xml:space="preserve"> هو وعد</w:t>
-      </w:r>
-      <w:r>
-        <w:rPr>
-          <w:rFonts w:hint="cs"/>
-          <w:rtl/>
-          <w:lang w:bidi="ar-AE"/>
-        </w:rPr>
-        <w:t>َ</w:t>
-      </w:r>
-      <w:r>
-        <w:rPr>
-          <w:rFonts w:hint="cs"/>
-          <w:rtl/>
-          <w:lang w:bidi="ar-AE"/>
-        </w:rPr>
-        <w:t>، بأنه سيأتي ثانية، وبأنه سيُرسل الشفيع وسيُعلن لهم عن ذاته، وسيعطيهم سلامه. الإصحاحان 15 و 16 يشددان</w:t>
-      </w:r>
-      <w:r>
-        <w:rPr>
-          <w:rtl/>
-        </w:rPr>
-        <w:t xml:space="preserve"> </w:t>
-      </w:r>
-      <w:r>
-        <w:rPr>
-          <w:rtl/>
-          <w:lang w:bidi="ar-AE"/>
-        </w:rPr>
-        <w:t>أكثر</w:t>
-      </w:r>
-      <w:r>
-        <w:rPr>
-          <w:rFonts w:hint="cs"/>
-          <w:rtl/>
-          <w:lang w:bidi="ar-AE"/>
-        </w:rPr>
-        <w:t xml:space="preserve"> على المسؤولية. إن هذا واضح تمامًا في مثل الكرمة والأغصان. المسيح يُشير إلى نفسه بأنه هو الكرمة الحقيقية، وأبوه الكرّام. في العهد القديم أُشير إلى إسرائيل على أنها كرمة الله الرب أخرج من مصر كرمة، وطرد</w:t>
-      </w:r>
-      <w:r>
-        <w:rPr>
-          <w:rFonts w:hint="cs"/>
-          <w:rtl/>
-          <w:lang w:bidi="ar-AE"/>
-        </w:rPr>
-        <w:t xml:space="preserve"> الأمم وغرسها (مزمور 80: 8). وقد جعل من نصيب هذه الكرمة رعاية متأنية وضمن لها الكثير من الامتيازات </w:t>
-      </w:r>
-      <w:r>
-        <w:rPr>
-          <w:rtl/>
-          <w:lang w:bidi="ar-AE"/>
+          <w:lang w:bidi="ar-SA"/>
+        </w:rPr>
+        <w:t xml:space="preserve"> إنه ينتظر توبة إسرائيل واعترافه بالمسيا </w:t>
+      </w:r>
+      <w:r>
+        <w:rPr>
+          <w:rtl/>
+          <w:lang w:bidi="ar-SA"/>
         </w:rPr>
         <w:t>–</w:t>
       </w:r>
@@ -137,161 +304,101 @@
         <w:rPr>
           <w:rFonts w:hint="cs"/>
           <w:rtl/>
-          <w:lang w:bidi="ar-AE"/>
-        </w:rPr>
-        <w:t xml:space="preserve"> لكن أي ثمر كان من وراء ذلك؟ "</w:t>
-      </w:r>
-      <w:r>
-        <w:rPr>
-          <w:rtl/>
-          <w:lang w:bidi="ar-AE"/>
-        </w:rPr>
-        <w:t xml:space="preserve">مَاذَا يُصْنَعُ أَيْضًا لِكَرْمِي وَأَنَا لَمْ أَصْنَعْهُ لَهُ؟ لِمَاذَا إِذِ انْتَظَرْتُ أَنْ يَصْنَعَ عِنَبًا، صَنَعَ عِنَبًا رَدِيئًا؟ </w:t>
-      </w:r>
-      <w:r>
-        <w:rPr>
-          <w:rFonts w:hint="cs"/>
-          <w:rtl/>
-          <w:lang w:bidi="ar-AE"/>
-        </w:rPr>
-        <w:t xml:space="preserve">" (أشعياء 5: 4)؟ إسرائيل </w:t>
-      </w:r>
-      <w:r>
-        <w:rPr>
-          <w:rtl/>
-          <w:lang w:bidi="ar-AE"/>
-        </w:rPr>
-        <w:t>–</w:t>
-      </w:r>
-      <w:r>
-        <w:rPr>
-          <w:rFonts w:hint="cs"/>
-          <w:rtl/>
-          <w:lang w:bidi="ar-AE"/>
-        </w:rPr>
-        <w:t xml:space="preserve"> الإنسان الذي حسب الجسد </w:t>
-      </w:r>
-      <w:r>
-        <w:rPr>
-          <w:rtl/>
-          <w:lang w:bidi="ar-AE"/>
-        </w:rPr>
-        <w:t>–</w:t>
-      </w:r>
-      <w:r>
-        <w:rPr>
-          <w:rFonts w:hint="cs"/>
-          <w:rtl/>
-          <w:lang w:bidi="ar-AE"/>
-        </w:rPr>
-        <w:t xml:space="preserve"> فشل؛ فالامتيازات وكل الأشياء التي كانت لحسابه لم تُثمر أي شيء صالح حيث كل شيء كان شرًا وفاسدًا: إسرائيل كانت عاقر</w:t>
-      </w:r>
-      <w:r>
-        <w:rPr>
-          <w:rFonts w:hint="cs"/>
-          <w:rtl/>
-          <w:lang w:bidi="ar-AE"/>
-        </w:rPr>
-        <w:t>ًا</w:t>
-      </w:r>
-      <w:r>
-        <w:rPr>
-          <w:rFonts w:hint="cs"/>
-          <w:rtl/>
-          <w:lang w:bidi="ar-AE"/>
-        </w:rPr>
-        <w:t>، كرم</w:t>
-      </w:r>
-      <w:r>
-        <w:rPr>
-          <w:rFonts w:hint="cs"/>
-          <w:rtl/>
-          <w:lang w:bidi="ar-AE"/>
-        </w:rPr>
-        <w:t>ًا</w:t>
-      </w:r>
-      <w:r>
-        <w:rPr>
-          <w:rFonts w:hint="cs"/>
-          <w:rtl/>
-          <w:lang w:bidi="ar-AE"/>
-        </w:rPr>
-        <w:t xml:space="preserve"> لا نفع منه. حينما جاء المسيح إلى خاصته، لم يجد أمامه عبادة أصنام، كما في أيام الملوك الشريرة؛ فلقد وجد ديانة، ووجد الكثير منها. نحن لا نقرأ ولا في أي مكان، بأن البقية المتجددة قد </w:t>
-      </w:r>
-      <w:r>
-        <w:rPr>
-          <w:rFonts w:hint="cs"/>
-          <w:rtl/>
-          <w:lang w:bidi="ar-AE"/>
-        </w:rPr>
-        <w:t>انجرفت</w:t>
-      </w:r>
-      <w:r>
-        <w:rPr>
-          <w:rFonts w:hint="cs"/>
-          <w:rtl/>
-          <w:lang w:bidi="ar-AE"/>
-        </w:rPr>
-        <w:t xml:space="preserve"> في طرق آبائها القديمة من عبادة الأصنام؛ لكن حينما جاء المسيا، وجدهم غارقين في شكليات باردة، ميتة. الأعياد عيّدوها، الذبائح قدّموها </w:t>
-      </w:r>
-      <w:r>
-        <w:rPr>
-          <w:rtl/>
-          <w:lang w:bidi="ar-AE"/>
-        </w:rPr>
-        <w:t>–</w:t>
-      </w:r>
-      <w:r>
-        <w:rPr>
-          <w:rFonts w:hint="cs"/>
-          <w:rtl/>
-          <w:lang w:bidi="ar-AE"/>
-        </w:rPr>
-        <w:t xml:space="preserve"> لكن أين كان الثمر لله؟ ويلٌ لإسرائيل؟</w:t>
+          <w:lang w:bidi="ar-SA"/>
+        </w:rPr>
+        <w:t xml:space="preserve"> والآن الله يُخرج مَن سيكونوا ورثة سماويين مع يسوع. هو يعمدهم بروح واحد في جسد واحد كما قال الرسول (1. كورنثوس 12: 13).</w:t>
       </w:r>
     </w:p>
     <w:p>
       <w:pPr>
         <w:rPr>
           <w:rtl/>
-          <w:lang w:bidi="ar-AE"/>
+          <w:lang w:bidi="ar-SA"/>
         </w:rPr>
       </w:pPr>
       <w:r>
         <w:rPr>
           <w:rFonts w:hint="cs"/>
           <w:rtl/>
-          <w:lang w:bidi="ar-AE"/>
-        </w:rPr>
-        <w:t>لذا فإنه في نحو ما أخذ مكان إسرائيل (</w:t>
-      </w:r>
-      <w:r>
-        <w:rPr>
-          <w:rFonts w:hint="cs"/>
-          <w:rtl/>
-          <w:lang w:bidi="ar-AE"/>
-        </w:rPr>
-        <w:t>وقد أخرجه الله من مصر، تمامًا مثل الشعب أيضًا؛ متى 12: 15؛ هوشع 11: 1)، وابتدأ بسيرة إسرائيل من جديد بقوله: "أنا هو الكرمة الحقيقية". ذات المبدأ نراه في أشعياء 49. الرب هناك لا يتّجه إلى الأمة، وإنما إلى المسيح: "</w:t>
-      </w:r>
-      <w:r>
-        <w:rPr>
-          <w:rtl/>
-          <w:lang w:bidi="ar-AE"/>
-        </w:rPr>
-        <w:t>«أَنْتَ عَبْدِي إِسْرَائِيلُ الَّذِي بِهِ أَتَمَجَّدُ».</w:t>
-      </w:r>
-      <w:r>
-        <w:rPr>
-          <w:rFonts w:hint="cs"/>
-          <w:rtl/>
-          <w:lang w:bidi="ar-AE"/>
-        </w:rPr>
-        <w:t xml:space="preserve"> حتى وإن فشلت إسرائيل </w:t>
-      </w:r>
-      <w:r>
-        <w:rPr>
-          <w:rtl/>
-          <w:lang w:bidi="ar-AE"/>
+          <w:lang w:bidi="ar-SA"/>
+        </w:rPr>
+        <w:t xml:space="preserve">في إنجيل يوحنا يقول المعمدان عن عملَي الرب يسوع: هو حمل الله الذي يرفع (يزيل) خطية العالم؛ وهو أيضًا الذي يعمّد بالروح القدس. من جهة الجانب </w:t>
+      </w:r>
+      <w:r>
+        <w:rPr>
+          <w:rFonts w:hint="cs"/>
+          <w:rtl/>
+          <w:lang w:bidi="ar-SA"/>
+        </w:rPr>
+        <w:t>الأول</w:t>
+      </w:r>
+      <w:r>
+        <w:rPr>
+          <w:rFonts w:hint="cs"/>
+          <w:rtl/>
+          <w:lang w:bidi="ar-SA"/>
+        </w:rPr>
+        <w:t xml:space="preserve"> </w:t>
+      </w:r>
+      <w:r>
+        <w:rPr>
+          <w:rFonts w:hint="cs"/>
+          <w:rtl/>
+          <w:lang w:bidi="ar-SA"/>
+        </w:rPr>
+        <w:t xml:space="preserve">يقول: </w:t>
+      </w:r>
+      <w:r>
+        <w:rPr>
+          <w:rFonts w:hint="cs"/>
+          <w:rtl/>
+          <w:lang w:bidi="ar-SA"/>
+        </w:rPr>
+        <w:t>"</w:t>
+      </w:r>
+      <w:r>
+        <w:rPr>
+          <w:color w:val="FF0000"/>
+          <w:rtl/>
+          <w:lang w:bidi="ar-SA"/>
+        </w:rPr>
+        <w:t>«هُوَذَا حَمَلُ اللهِ الَّذِي يَرْفَعُ خَطِيَّةَ الْعَالَمِ!</w:t>
+      </w:r>
+      <w:r>
+        <w:rPr>
+          <w:rFonts w:hint="cs"/>
+          <w:rtl/>
+          <w:lang w:bidi="ar-SA"/>
+        </w:rPr>
+        <w:t>"</w:t>
+      </w:r>
+      <w:r>
+        <w:rPr>
+          <w:rFonts w:hint="cs"/>
+          <w:rtl/>
+          <w:lang w:bidi="ar-SA"/>
+        </w:rPr>
+        <w:t xml:space="preserve"> (يوحنا 1: 29). ليس أنه كان قد فعل ذلك حينما تكلم يوحنا عنه؛ ف</w:t>
+      </w:r>
+      <w:r>
+        <w:rPr>
+          <w:rtl/>
+          <w:lang w:bidi="ar-SA"/>
+        </w:rPr>
+        <w:t>الكلمة مميزة ونموذجية ومجردة</w:t>
+      </w:r>
+      <w:r>
+        <w:rPr>
+          <w:rFonts w:hint="cs"/>
+          <w:rtl/>
+          <w:lang w:bidi="ar-SA"/>
+        </w:rPr>
+        <w:t xml:space="preserve"> </w:t>
+      </w:r>
+      <w:r>
+        <w:rPr>
+          <w:rtl/>
+          <w:lang w:bidi="ar-SA"/>
         </w:rPr>
         <w:t>–</w:t>
       </w:r>
@@ -299,112 +406,566 @@
         <w:rPr>
           <w:rFonts w:hint="cs"/>
           <w:rtl/>
-          <w:lang w:bidi="ar-AE"/>
-        </w:rPr>
-        <w:t xml:space="preserve"> فإنه لن يفشل، وإنما سيأتي بثمر كثير الثمن في مشهد كان قد فتّش فيه الكرّام الإلهي عنه عبثًا.</w:t>
+          <w:lang w:bidi="ar-SA"/>
+        </w:rPr>
+        <w:t xml:space="preserve"> هو ماحي الخطايا. إن العمل الذي على أساسه رُفعت الخطية بأكملها أُكمل على الجلجثة؛ غير أن الخطية لا زالت في العالم </w:t>
+      </w:r>
+      <w:r>
+        <w:rPr>
+          <w:rtl/>
+          <w:lang w:bidi="ar-SA"/>
+        </w:rPr>
+        <w:t>–</w:t>
+      </w:r>
+      <w:r>
+        <w:rPr>
+          <w:rFonts w:hint="cs"/>
+          <w:rtl/>
+          <w:lang w:bidi="ar-SA"/>
+        </w:rPr>
+        <w:t xml:space="preserve"> فهذا العدد ينظر مسبقًا</w:t>
+      </w:r>
+      <w:r>
+        <w:rPr>
+          <w:rFonts w:hint="cs"/>
+          <w:rtl/>
+          <w:lang w:bidi="ar-SA"/>
+        </w:rPr>
+        <w:t xml:space="preserve"> في كامل تطبيقه إلى السماء الجديدة والأرض الجديدة التي سيسكن فيها البر. غير أنه عمل الرب يسوع الثاني الماثل الآن أمام عيوننا: </w:t>
+      </w:r>
+      <w:r>
+        <w:rPr>
+          <w:rFonts w:hint="cs"/>
+          <w:rtl/>
+          <w:lang w:bidi="ar-SA"/>
+        </w:rPr>
+        <w:t>"</w:t>
+      </w:r>
+      <w:r>
+        <w:rPr>
+          <w:color w:val="FF0000"/>
+          <w:rtl/>
+          <w:lang w:bidi="ar-SA"/>
+        </w:rPr>
+        <w:t xml:space="preserve"> وَشَهِدَ يُوحَنَّا قَائلاً:«إِنِّي قَدْ رَأَيْتُ الرُّوحَ نَازِلاً مِثْلَ حَمَامَةٍ مِنَ السَّمَاءِ فَاسْتَقَرَّ عَلَيْهِ. وَأَنَا لَمْ أَكُنْ أَعْرِفُهُ، لكِنَّ الَّذِي أَرْسَلَنِي لأُعَمِّدَ بِالْمَاءِ، ذَاكَ قَالَ لِي: الَّذِي تَرَى الرُّوحَ نَازِلاً وَمُسْتَقِرًّا عَلَيْهِ، فَهذَا هُوَ الَّذِي يُعَمِّدُ بِالرُّوحِ الْقُدُسِ.</w:t>
+      </w:r>
+      <w:r>
+        <w:rPr>
+          <w:rFonts w:hint="cs"/>
+          <w:rtl/>
+          <w:lang w:bidi="ar-SA"/>
+        </w:rPr>
+        <w:t>"</w:t>
+      </w:r>
+      <w:r>
+        <w:rPr>
+          <w:rFonts w:hint="cs"/>
+          <w:rtl/>
+          <w:lang w:bidi="ar-SA"/>
+        </w:rPr>
+        <w:t xml:space="preserve"> (يوحنا 1: 32، 33). كإنسان على الأرض خُتم الرب يسوع بالروح؛ وكمَن قام وهو في المجد هو الذي يعمّد بالروح القدس.</w:t>
       </w:r>
     </w:p>
     <w:p>
       <w:pPr>
         <w:rPr>
           <w:rtl/>
-          <w:lang w:bidi="ar-AE"/>
+          <w:lang w:bidi="ar-SA"/>
         </w:rPr>
       </w:pPr>
       <w:r>
         <w:rPr>
           <w:rFonts w:hint="cs"/>
           <w:rtl/>
-          <w:lang w:bidi="ar-AE"/>
-        </w:rPr>
-        <w:t xml:space="preserve">إلا أن الكرمة لها أيضًا أغصان. هؤلاء هم التلاميذ وفي الواقع أيضًا جميع المتحدين مع المسيح والمعترفون باسمه. هنالك فارق كبير جدًا ما بين الخلاص وحمل الثمار، ما بين الغصن الذي في الكرمة والعضو في جسد المسيح. </w:t>
-      </w:r>
-      <w:r>
-        <w:rPr>
-          <w:rFonts w:hint="cs"/>
-          <w:rtl/>
-          <w:lang w:bidi="ar-AE"/>
-        </w:rPr>
-        <w:t>وبأن لا نميّز هذا الفارق معناه أننا فقدنا التعليم الذي في يوحنا 15، وما هو أيضًا أخطر من ذلك، هو أنه يعرّض السلام للخطر وراحة الضمير الذي هو من حق الذين هم في المسيح أن يتمتعوا به الذين استراحوا على عمله. عندما أتمعّن في الخلاص، فإن فكري يذهب إلى النعمة؛ ولكن إن كان الإثمار موضوع أمام قلبي، عندها أفكّر بالمسؤولية. كل غصن فيه عليه أن يأتي بثمر، وهكذا فقط يُظهر بأنه تلميذ له؛ وحمل الثمر يمكن أن يحدث فقط كنتيجة من الثبات فيه. ما</w:t>
-      </w:r>
-      <w:r>
-        <w:rPr>
-          <w:rFonts w:hint="cs"/>
-          <w:rtl/>
-          <w:lang w:bidi="ar-AE"/>
-        </w:rPr>
-        <w:t xml:space="preserve"> الذي كنا </w:t>
-      </w:r>
-      <w:r>
-        <w:rPr>
-          <w:rFonts w:hint="cs"/>
-          <w:rtl/>
-          <w:lang w:bidi="ar-AE"/>
-        </w:rPr>
-        <w:t>سنكون</w:t>
-      </w:r>
-      <w:r>
-        <w:rPr>
-          <w:rFonts w:hint="cs"/>
-          <w:rtl/>
-          <w:lang w:bidi="ar-AE"/>
-        </w:rPr>
-        <w:t>ه</w:t>
-      </w:r>
-      <w:bookmarkStart w:id="0" w:name="_GoBack"/>
-      <w:bookmarkEnd w:id="0"/>
-      <w:r>
-        <w:rPr>
-          <w:rFonts w:hint="cs"/>
-          <w:rtl/>
-          <w:lang w:bidi="ar-AE"/>
-        </w:rPr>
-        <w:t xml:space="preserve"> من دونه؟ "بدوني لا تقدروا أن تفعلوا شيئًا". لأجل هذا يأتينا التعليم في كل مرة من جديد عن حتمية التعلق به والاعتماد عليه. إنه شأننا نحن بأن نعطيه اعتباره وأن نستند على ملء نعمته، لكيما يظهر الإنسان الجديد في قوة الروح القدس. إن رغبته هي "ثمر كثير"، ليس مجرد هنا قليلاً وهناك قليلا؛ </w:t>
-      </w:r>
-      <w:r>
-        <w:rPr>
-          <w:rFonts w:hint="cs"/>
-          <w:rtl/>
-          <w:lang w:bidi="ar-AE"/>
-        </w:rPr>
-        <w:t>فمن الآن يجب أن يظهر شي</w:t>
-      </w:r>
-      <w:r>
-        <w:rPr>
-          <w:rFonts w:hint="cs"/>
-          <w:rtl/>
-          <w:lang w:bidi="ar-AE"/>
-        </w:rPr>
-        <w:t>ء</w:t>
-      </w:r>
-      <w:r>
-        <w:rPr>
-          <w:rFonts w:hint="cs"/>
-          <w:rtl/>
-          <w:lang w:bidi="ar-AE"/>
-        </w:rPr>
-        <w:t xml:space="preserve"> من حمل الثمر الدائم في مجد حضوره (رؤيا 22: 2).</w:t>
+          <w:lang w:bidi="ar-SA"/>
+        </w:rPr>
+        <w:t xml:space="preserve">من أعمال الرسل 1: 5 و 11: 16 سيتضح بأن هذا لم يكن قد حدث قبل أن تمجّد. كمَن قام قال ملمحًا إلى كلمات يوحنا: </w:t>
+      </w:r>
+      <w:r>
+        <w:rPr>
+          <w:rFonts w:hint="cs"/>
+          <w:rtl/>
+          <w:lang w:bidi="ar-SA"/>
+        </w:rPr>
+        <w:t>"</w:t>
+      </w:r>
+      <w:r>
+        <w:rPr>
+          <w:rFonts w:hint="cs"/>
+          <w:color w:val="FF0000"/>
+          <w:rtl/>
+          <w:lang w:bidi="ar-SA"/>
+        </w:rPr>
+        <w:t xml:space="preserve">... </w:t>
+      </w:r>
+      <w:r>
+        <w:rPr>
+          <w:color w:val="FF0000"/>
+          <w:rtl/>
+          <w:lang w:bidi="ar-SA"/>
+        </w:rPr>
+        <w:t>وَأَمَّا أَنْتُمْ فَسَتَتَعَمَّدُونَ بِالرُّوحِ الْقُدُسِ، لَيْسَ بَعْدَ هذِهِ الأَيَّامِ بِكَثِيرٍ</w:t>
+      </w:r>
+      <w:r>
+        <w:rPr>
+          <w:rFonts w:hint="cs"/>
+          <w:rtl/>
+          <w:lang w:bidi="ar-SA"/>
+        </w:rPr>
+        <w:t>"</w:t>
+      </w:r>
+      <w:r>
+        <w:rPr>
+          <w:rFonts w:hint="cs"/>
+          <w:rtl/>
+          <w:lang w:bidi="ar-SA"/>
+        </w:rPr>
+        <w:t xml:space="preserve">. وقد أضاف يوحنا إلى ذلك: </w:t>
+      </w:r>
+      <w:r>
+        <w:rPr>
+          <w:rFonts w:hint="cs"/>
+          <w:rtl/>
+          <w:lang w:bidi="ar-SA"/>
+        </w:rPr>
+        <w:t>"</w:t>
+      </w:r>
+      <w:r>
+        <w:rPr>
+          <w:rFonts w:hint="cs"/>
+          <w:color w:val="FF0000"/>
+          <w:rtl/>
+          <w:lang w:bidi="ar-SA"/>
+        </w:rPr>
+        <w:t>... وبنار</w:t>
+      </w:r>
+      <w:r>
+        <w:rPr>
+          <w:rFonts w:hint="cs"/>
+          <w:rtl/>
+          <w:lang w:bidi="ar-SA"/>
+        </w:rPr>
+        <w:t>"</w:t>
+      </w:r>
+      <w:r>
+        <w:rPr>
+          <w:rFonts w:hint="cs"/>
+          <w:rtl/>
+          <w:lang w:bidi="ar-SA"/>
+        </w:rPr>
+        <w:t xml:space="preserve">، غير أن الرب لم يذكر ذلك، إذ أن الأمر لم يكن قد تم في ذلك الوقت بعد. النار هي رمز للدينونة الإلهية، كما وضّحها مَن سبقه بنفسه، والمسيح هو المنفذ للدينونة الذي عينه الله. إسرائيل هو </w:t>
+      </w:r>
+      <w:r>
+        <w:rPr>
+          <w:rFonts w:hint="cs"/>
+          <w:rtl/>
+          <w:lang w:bidi="ar-SA"/>
+        </w:rPr>
+        <w:t>"</w:t>
+      </w:r>
+      <w:r>
+        <w:rPr>
+          <w:rFonts w:hint="cs"/>
+          <w:color w:val="FF0000"/>
+          <w:rtl/>
+          <w:lang w:bidi="ar-SA"/>
+        </w:rPr>
+        <w:t>بيدر</w:t>
+      </w:r>
+      <w:r>
+        <w:rPr>
+          <w:rFonts w:hint="cs"/>
+          <w:rtl/>
+          <w:lang w:bidi="ar-SA"/>
+        </w:rPr>
+        <w:t>"</w:t>
+      </w:r>
+      <w:r>
+        <w:rPr>
+          <w:rFonts w:hint="cs"/>
+          <w:rtl/>
+          <w:lang w:bidi="ar-SA"/>
+        </w:rPr>
+        <w:t>؛ وعند عودته سينقيه وسيتعامل مع جمع الأمة العظيمة المرتدة</w:t>
+      </w:r>
+      <w:r>
+        <w:rPr>
+          <w:rFonts w:hint="cs"/>
+          <w:rtl/>
+          <w:lang w:bidi="ar-SA"/>
+        </w:rPr>
+        <w:t xml:space="preserve"> </w:t>
+      </w:r>
+      <w:r>
+        <w:rPr>
+          <w:rtl/>
+          <w:lang w:bidi="ar-SA"/>
+        </w:rPr>
+        <w:t>–</w:t>
+      </w:r>
+      <w:r>
+        <w:rPr>
+          <w:rFonts w:hint="cs"/>
+          <w:rtl/>
+          <w:lang w:bidi="ar-SA"/>
+        </w:rPr>
+        <w:t xml:space="preserve"> القشّ سيُحرَق بنار لا تُطفأ؛ أما البقية الأمينة سترى بركة، والقمح سيجمعه </w:t>
+      </w:r>
+      <w:r>
+        <w:rPr>
+          <w:rFonts w:hint="cs"/>
+          <w:rtl/>
+          <w:lang w:bidi="ar-SA"/>
+        </w:rPr>
+        <w:t>إلى</w:t>
+      </w:r>
+      <w:r>
+        <w:rPr>
+          <w:rFonts w:hint="cs"/>
+          <w:rtl/>
+          <w:lang w:bidi="ar-SA"/>
+        </w:rPr>
+        <w:t xml:space="preserve"> مخازن. إنه خطأ إن فهمنا وكأن المعمودية ابتدأت بأي شكل بنار. النار تتكلم بشكل واضح وجلي عن الدينونة </w:t>
+      </w:r>
+      <w:r>
+        <w:rPr>
+          <w:rtl/>
+          <w:lang w:bidi="ar-SA"/>
+        </w:rPr>
+        <w:t>–</w:t>
+      </w:r>
+      <w:r>
+        <w:rPr>
+          <w:rFonts w:hint="cs"/>
+          <w:rtl/>
+          <w:lang w:bidi="ar-SA"/>
+        </w:rPr>
+        <w:t xml:space="preserve"> أما الآن فإنه زمن النعمة. لقد لاحظنا كثيرًا بأن الرب حينما قرأ في المجمع من إشعياء 61، توقف عند منتصف العدد الثاني من بعد الكلمات </w:t>
+      </w:r>
+      <w:r>
+        <w:rPr>
+          <w:rFonts w:hint="cs"/>
+          <w:rtl/>
+          <w:lang w:bidi="ar-SA"/>
+        </w:rPr>
+        <w:t>"</w:t>
+      </w:r>
+      <w:r>
+        <w:rPr>
+          <w:color w:val="FF0000"/>
+          <w:rtl/>
+          <w:lang w:bidi="ar-SA"/>
+        </w:rPr>
+        <w:t>بِسَنَةِ الرَّبِّ الْمَقْبُولَةِ</w:t>
+      </w:r>
+      <w:r>
+        <w:rPr>
+          <w:rFonts w:hint="cs"/>
+          <w:rtl/>
+          <w:lang w:bidi="ar-SA"/>
+        </w:rPr>
+        <w:t>"</w:t>
+      </w:r>
+      <w:r>
+        <w:rPr>
+          <w:rFonts w:hint="cs"/>
+          <w:rtl/>
+          <w:lang w:bidi="ar-SA"/>
+        </w:rPr>
+        <w:t xml:space="preserve"> ولم يواصل قراءته للكلمات </w:t>
+      </w:r>
+      <w:r>
+        <w:rPr>
+          <w:rFonts w:hint="cs"/>
+          <w:rtl/>
+          <w:lang w:bidi="ar-SA"/>
+        </w:rPr>
+        <w:t>"</w:t>
+      </w:r>
+      <w:r>
+        <w:rPr>
+          <w:color w:val="FF0000"/>
+          <w:rtl/>
+          <w:lang w:bidi="ar-SA"/>
+        </w:rPr>
+        <w:t>وَبِيَوْمِ انْتِقَامٍ لإِلَهِنَا</w:t>
+      </w:r>
+      <w:r>
+        <w:rPr>
+          <w:rFonts w:hint="cs"/>
+          <w:rtl/>
+          <w:lang w:bidi="ar-SA"/>
+        </w:rPr>
+        <w:t>"</w:t>
+      </w:r>
+      <w:r>
+        <w:rPr>
+          <w:rFonts w:hint="cs"/>
+          <w:rtl/>
+          <w:lang w:bidi="ar-SA"/>
+        </w:rPr>
+        <w:t xml:space="preserve">، أنها تتكلم عن يوم لا زال في المستقبل (لوقا 4: 18، 19). لذا كان هذا صعبًا على بعض الناس، بأن نزول الروح كان مرتبطًا بألسنة من نار. هنالك فارق كبير ما بين شكل الحمامة، كما حدث مع الرب يسوع، وألسنة من نار التي حلت على التلاميذ. </w:t>
+      </w:r>
+      <w:r>
+        <w:rPr>
+          <w:rFonts w:hint="cs"/>
+          <w:rtl/>
+          <w:lang w:bidi="ar-SA"/>
+        </w:rPr>
+        <w:t xml:space="preserve">كل شكل كان يوافق طابع المستلم وطابع الشهادة التي كان عليه أن ينشرها. إن شهادة الرب كانت تمتاز بالنعمة. هو لم يأتِ ليدين العالم؛ فهو </w:t>
+      </w:r>
+      <w:r>
+        <w:rPr>
+          <w:rFonts w:hint="cs"/>
+          <w:rtl/>
+          <w:lang w:bidi="ar-SA"/>
+        </w:rPr>
+        <w:t>"</w:t>
+      </w:r>
+      <w:r>
+        <w:rPr>
+          <w:rFonts w:hint="cs"/>
+          <w:color w:val="FF0000"/>
+          <w:rtl/>
+          <w:lang w:bidi="ar-SA"/>
+        </w:rPr>
+        <w:t>لم يخاصم ولم يصيح</w:t>
+      </w:r>
+      <w:r>
+        <w:rPr>
+          <w:rFonts w:ascii="Arial" w:hAnsi="Arial" w:cs="Arial" w:hint="cs"/>
+          <w:color w:val="FF0000"/>
+          <w:rtl/>
+          <w:lang w:bidi="ar-SA"/>
+        </w:rPr>
+        <w:t>​</w:t>
+      </w:r>
+      <w:r>
+        <w:rPr>
+          <w:rFonts w:hint="cs"/>
+          <w:color w:val="FF0000"/>
+          <w:rtl/>
+          <w:lang w:bidi="ar-SA"/>
+        </w:rPr>
+        <w:t>، قَصَبَةً</w:t>
+      </w:r>
+      <w:r>
+        <w:rPr>
+          <w:color w:val="FF0000"/>
+          <w:rtl/>
+          <w:lang w:bidi="ar-SA"/>
+        </w:rPr>
+        <w:t xml:space="preserve"> </w:t>
+      </w:r>
+      <w:r>
+        <w:rPr>
+          <w:rFonts w:hint="cs"/>
+          <w:color w:val="FF0000"/>
+          <w:rtl/>
+          <w:lang w:bidi="ar-SA"/>
+        </w:rPr>
+        <w:t>مَرْضُوضَةً</w:t>
+      </w:r>
+      <w:r>
+        <w:rPr>
+          <w:color w:val="FF0000"/>
+          <w:rtl/>
+          <w:lang w:bidi="ar-SA"/>
+        </w:rPr>
+        <w:t xml:space="preserve"> </w:t>
+      </w:r>
+      <w:r>
+        <w:rPr>
+          <w:rFonts w:hint="cs"/>
+          <w:color w:val="FF0000"/>
+          <w:rtl/>
+          <w:lang w:bidi="ar-SA"/>
+        </w:rPr>
+        <w:t>لم</w:t>
+      </w:r>
+      <w:r>
+        <w:rPr>
+          <w:color w:val="FF0000"/>
+          <w:rtl/>
+          <w:lang w:bidi="ar-SA"/>
+        </w:rPr>
+        <w:t xml:space="preserve"> </w:t>
+      </w:r>
+      <w:r>
+        <w:rPr>
+          <w:rFonts w:hint="cs"/>
+          <w:color w:val="FF0000"/>
+          <w:rtl/>
+          <w:lang w:bidi="ar-SA"/>
+        </w:rPr>
+        <w:t>يَقْصِفُ،</w:t>
+      </w:r>
+      <w:r>
+        <w:rPr>
+          <w:color w:val="FF0000"/>
+          <w:rtl/>
+          <w:lang w:bidi="ar-SA"/>
+        </w:rPr>
+        <w:t xml:space="preserve"> </w:t>
+      </w:r>
+      <w:r>
+        <w:rPr>
+          <w:rFonts w:hint="cs"/>
+          <w:color w:val="FF0000"/>
+          <w:rtl/>
+          <w:lang w:bidi="ar-SA"/>
+        </w:rPr>
+        <w:t>وَفَتِيلَةً</w:t>
+      </w:r>
+      <w:r>
+        <w:rPr>
+          <w:color w:val="FF0000"/>
+          <w:rtl/>
+          <w:lang w:bidi="ar-SA"/>
+        </w:rPr>
+        <w:t xml:space="preserve"> </w:t>
+      </w:r>
+      <w:r>
+        <w:rPr>
+          <w:rFonts w:hint="cs"/>
+          <w:color w:val="FF0000"/>
+          <w:rtl/>
+          <w:lang w:bidi="ar-SA"/>
+        </w:rPr>
+        <w:t>مُدَخِّنَةً</w:t>
+      </w:r>
+      <w:r>
+        <w:rPr>
+          <w:color w:val="FF0000"/>
+          <w:rtl/>
+          <w:lang w:bidi="ar-SA"/>
+        </w:rPr>
+        <w:t xml:space="preserve"> </w:t>
+      </w:r>
+      <w:r>
+        <w:rPr>
+          <w:rFonts w:hint="cs"/>
+          <w:color w:val="FF0000"/>
+          <w:rtl/>
+          <w:lang w:bidi="ar-SA"/>
+        </w:rPr>
+        <w:t>لم</w:t>
+      </w:r>
+      <w:r>
+        <w:rPr>
+          <w:color w:val="FF0000"/>
+          <w:rtl/>
+          <w:lang w:bidi="ar-SA"/>
+        </w:rPr>
+        <w:t xml:space="preserve"> </w:t>
+      </w:r>
+      <w:r>
+        <w:rPr>
+          <w:rFonts w:hint="cs"/>
+          <w:color w:val="FF0000"/>
+          <w:rtl/>
+          <w:lang w:bidi="ar-SA"/>
+        </w:rPr>
+        <w:t>يُطْفِئُ،</w:t>
+      </w:r>
+      <w:r>
+        <w:rPr>
+          <w:rFonts w:hint="cs"/>
+          <w:rtl/>
+          <w:lang w:bidi="ar-SA"/>
+        </w:rPr>
+        <w:t>"</w:t>
+      </w:r>
+      <w:r>
+        <w:rPr>
+          <w:rFonts w:hint="cs"/>
+          <w:rtl/>
+          <w:lang w:bidi="ar-SA"/>
+        </w:rPr>
+        <w:t xml:space="preserve"> (متى 12: 20). </w:t>
+      </w:r>
+      <w:r>
+        <w:rPr>
+          <w:rFonts w:hint="cs"/>
+          <w:rtl/>
+          <w:lang w:bidi="ar-SA"/>
+        </w:rPr>
+        <w:t xml:space="preserve">إن مثل هذه النعمة المتضعة والمتأنية كانت الحمامة هي الرمز المناسب لها. إن خدمة التلاميذ كان لها طابع جاد جدًا، ولكنه مبارك. هم عاتبوا الناس على خطاياهم واستخدموا كلمة الله بهذه الصورة للإدانة، بينما سلّموا لكل نفس آمنت بالإنجيل بركات أبدية. لقد كان عليهم أن يكونوا شهودًا </w:t>
+      </w:r>
+      <w:r>
+        <w:rPr>
+          <w:rtl/>
+          <w:lang w:bidi="ar-SA"/>
+        </w:rPr>
+        <w:t>–</w:t>
+      </w:r>
+      <w:r>
+        <w:rPr>
+          <w:rFonts w:hint="cs"/>
+          <w:rtl/>
+          <w:lang w:bidi="ar-SA"/>
+        </w:rPr>
+        <w:t xml:space="preserve"> ولذا هي الألسنة؛ فالشهادة كان يجب أن تنتشر أيضًا إلى الأمم </w:t>
+      </w:r>
+      <w:r>
+        <w:rPr>
+          <w:rtl/>
+          <w:lang w:bidi="ar-SA"/>
+        </w:rPr>
+        <w:t>–</w:t>
+      </w:r>
+      <w:r>
+        <w:rPr>
+          <w:rFonts w:hint="cs"/>
+          <w:rtl/>
+          <w:lang w:bidi="ar-SA"/>
+        </w:rPr>
+        <w:t xml:space="preserve"> ومن هنا الألسن المنقسمة؛ ولأجل السبب المذكور أعلاه كانت الألسنة من نار.</w:t>
+      </w:r>
+      <w:r>
+        <w:rPr>
+          <w:rFonts w:hint="cs"/>
+          <w:rtl/>
+          <w:lang w:bidi="ar-SA"/>
+        </w:rPr>
+        <w:t xml:space="preserve"> لكن ولا بأي شكل من الأشكال كانت هذه هي المعمودية بنار، كما يرينا ذلك فحص دقيق </w:t>
+      </w:r>
+      <w:r>
+        <w:rPr>
+          <w:rFonts w:hint="cs"/>
+          <w:rtl/>
+          <w:lang w:bidi="ar-SA"/>
+        </w:rPr>
+        <w:t>للموضع</w:t>
+      </w:r>
+      <w:r>
+        <w:rPr>
+          <w:rFonts w:hint="cs"/>
+          <w:rtl/>
+          <w:lang w:bidi="ar-SA"/>
+        </w:rPr>
+        <w:t>.</w:t>
       </w:r>
     </w:p>
     <w:p>
       <w:pPr>
         <w:rPr>
           <w:rtl/>
-          <w:lang w:bidi="ar-AE"/>
+          <w:lang w:bidi="ar-SA"/>
         </w:rPr>
       </w:pPr>
       <w:r>
         <w:rPr>
           <w:rFonts w:hint="cs"/>
           <w:rtl/>
-          <w:lang w:bidi="ar-AE"/>
-        </w:rPr>
-        <w:t xml:space="preserve">في ذلك يتمجد الآب، ونحن نسلك في التمتع اليقيني بمحبته ونحفظ ونتمسك بوصايا المسيح. إن يد الآب موضوعة على خاصته </w:t>
-      </w:r>
-      <w:r>
-        <w:rPr>
-          <w:rtl/>
-          <w:lang w:bidi="ar-AE"/>
+          <w:lang w:bidi="ar-SA"/>
+        </w:rPr>
+        <w:t xml:space="preserve">إن معمودية الروح القدس حدثت في يوم الخمسين. بحسب وعد الرب يسوع فقد نزل من عند الآب ليحيا إلى الأبد في القديسين ومعهم. هو جاء ليشكّل على الأرض أمرًا جديدًا </w:t>
+      </w:r>
+      <w:r>
+        <w:rPr>
+          <w:rtl/>
+          <w:lang w:bidi="ar-SA"/>
         </w:rPr>
         <w:t>–</w:t>
       </w:r>
@@ -412,14 +973,61 @@
         <w:rPr>
           <w:rFonts w:hint="cs"/>
           <w:rtl/>
-          <w:lang w:bidi="ar-AE"/>
-        </w:rPr>
-        <w:t xml:space="preserve"> دومًا بمحبة </w:t>
-      </w:r>
-      <w:r>
-        <w:rPr>
-          <w:rtl/>
-          <w:lang w:bidi="ar-AE"/>
+          <w:lang w:bidi="ar-SA"/>
+        </w:rPr>
+        <w:t xml:space="preserve"> الكنيسة، جسد المسيح. قبل ذلك الحين لم يكن شي</w:t>
+      </w:r>
+      <w:r>
+        <w:rPr>
+          <w:rFonts w:hint="cs"/>
+          <w:rtl/>
+          <w:lang w:bidi="ar-SA"/>
+        </w:rPr>
+        <w:t>ء</w:t>
+      </w:r>
+      <w:r>
+        <w:rPr>
+          <w:rFonts w:hint="cs"/>
+          <w:rtl/>
+          <w:lang w:bidi="ar-SA"/>
+        </w:rPr>
+        <w:t xml:space="preserve"> من هذا القبيل، إلى أن أخذ الرب مكانه في الأعالي ونزل الروح على الأرض. في العهد القديم كان الشعب الأرضي مدعو وقد ج</w:t>
+      </w:r>
+      <w:r>
+        <w:rPr>
+          <w:rFonts w:hint="cs"/>
+          <w:rtl/>
+          <w:lang w:bidi="ar-SA"/>
+        </w:rPr>
+        <w:t>ُ</w:t>
+      </w:r>
+      <w:r>
+        <w:rPr>
+          <w:rFonts w:hint="cs"/>
+          <w:rtl/>
+          <w:lang w:bidi="ar-SA"/>
+        </w:rPr>
+        <w:t xml:space="preserve">عل له بركات أرضية، لكن الاتحاد بالمسيح في المجد لم يكن معروفًا إلى ذلك الحين. بنزول الروح تحوّل التلاميذ إلى شيء لم يكونوه قبل ذلك. </w:t>
+      </w:r>
+      <w:r>
+        <w:rPr>
+          <w:rtl/>
+          <w:lang w:bidi="ar-SA"/>
+        </w:rPr>
+        <w:t xml:space="preserve">هم كانوا </w:t>
+      </w:r>
+      <w:r>
+        <w:rPr>
+          <w:rFonts w:hint="cs"/>
+          <w:rtl/>
+          <w:lang w:bidi="ar-SA"/>
+        </w:rPr>
+        <w:t xml:space="preserve">قبل ذلك مؤمنين لهم آمال وتوقعات يهودية </w:t>
+      </w:r>
+      <w:r>
+        <w:rPr>
+          <w:rtl/>
+          <w:lang w:bidi="ar-SA"/>
         </w:rPr>
         <w:t>–</w:t>
       </w:r>
@@ -427,271 +1035,985 @@
         <w:rPr>
           <w:rFonts w:hint="cs"/>
           <w:rtl/>
-          <w:lang w:bidi="ar-AE"/>
-        </w:rPr>
-        <w:t xml:space="preserve"> ليستزيد من إثمارها: "</w:t>
-      </w:r>
-      <w:r>
-        <w:rPr>
-          <w:rtl/>
-          <w:lang w:bidi="ar-AE"/>
-        </w:rPr>
-        <w:t>وَكُلُّ مَا يَأْتِي بِثَمَرٍ يُنَقِّيهِ لِيَأْتِيَ بِثَمَرٍ أَكْثَرَ.</w:t>
-      </w:r>
-      <w:r>
-        <w:rPr>
-          <w:rFonts w:hint="cs"/>
-          <w:rtl/>
-          <w:lang w:bidi="ar-AE"/>
-        </w:rPr>
-        <w:t xml:space="preserve">". إن التنقية كثيرًا ما تكون غير مرغوبة ومرتبطة بالألم، ونحن نميل في ذلك أننا لا نعرف قصده الإلهي، عند اختبارنا التنقية فينا؛ إلا أنها في كل ذلك هي المحبة التي ترتب هذا لتمجيد الله ولسلامة النفس. في باطننا تنبع أمور لتنكشف بصورة سريّة وتتفاقم، والتي ربما لا نعي عنها إلا القليل؛ فإن سمح المرء لهذه الأمور بأن تزداد في ظهورها، فإنها ستؤخّر تقدّمنا </w:t>
-      </w:r>
-      <w:r>
-        <w:rPr>
-          <w:rFonts w:hint="cs"/>
-          <w:rtl/>
-          <w:lang w:bidi="ar-AE"/>
-        </w:rPr>
-        <w:t xml:space="preserve">بصورة خطيرة </w:t>
-      </w:r>
-      <w:r>
-        <w:rPr>
-          <w:rFonts w:hint="cs"/>
-          <w:rtl/>
-          <w:lang w:bidi="ar-AE"/>
-        </w:rPr>
-        <w:t>في تغيير صورتنا أدبيًا لنكون على صورة المسيح</w:t>
-      </w:r>
-      <w:r>
-        <w:rPr>
-          <w:rFonts w:hint="cs"/>
-          <w:rtl/>
-          <w:lang w:bidi="ar-AE"/>
-        </w:rPr>
-        <w:t>. إننا نقف تحت الرقابة المعتنية من الكرّام. القديسون هم حقل الله (1. كورنثوس 3: 9)؛ وسكين التقطيع تُستخدم بالنعمة والمحبة. يا لها من معاملة ثمينة! إنها ضرورية بسبب قلبنا المخادع في دربنا عبر هذا المشهد الحاضر.</w:t>
+          <w:lang w:bidi="ar-SA"/>
+        </w:rPr>
+        <w:t xml:space="preserve"> من بعد نزوله أصبحوا أعضاءً في جسد المسيح، متحدين معه، مع الرأس المجيد، بواسطة المعمودية بالروح القدس. أنا لا أقول بهذا أنهم كانوا قد فهموا كل هذا الأمر؛ فبالفعل إنه واضح أنه لم يكن كذلك. إن حقيقة الجسد الواحد </w:t>
+      </w:r>
+      <w:r>
+        <w:rPr>
+          <w:rtl/>
+          <w:lang w:bidi="ar-SA"/>
+        </w:rPr>
+        <w:t>–</w:t>
+      </w:r>
+      <w:r>
+        <w:rPr>
+          <w:rFonts w:hint="cs"/>
+          <w:rtl/>
+          <w:lang w:bidi="ar-SA"/>
+        </w:rPr>
+        <w:t xml:space="preserve"> السر </w:t>
+      </w:r>
+      <w:r>
+        <w:rPr>
+          <w:rtl/>
+          <w:lang w:bidi="ar-SA"/>
+        </w:rPr>
+        <w:t>–</w:t>
+      </w:r>
+      <w:r>
+        <w:rPr>
+          <w:rFonts w:hint="cs"/>
+          <w:rtl/>
+          <w:lang w:bidi="ar-SA"/>
+        </w:rPr>
+        <w:t xml:space="preserve"> لم يُوَضّح أو يُعلَن إلى أن أُقيمَ بولس؛ ومع ذلك فهذا الجسد كان موجودًا منذ يوم الخمسين. </w:t>
+      </w:r>
+      <w:r>
+        <w:rPr>
+          <w:rFonts w:hint="cs"/>
+          <w:rtl/>
+          <w:lang w:bidi="ar-SA"/>
+        </w:rPr>
+        <w:t xml:space="preserve">لقد كان الأمر محفوظًا لبولس الرسول بأن يكتب: </w:t>
+      </w:r>
+      <w:r>
+        <w:rPr>
+          <w:rFonts w:hint="cs"/>
+          <w:rtl/>
+          <w:lang w:bidi="ar-SA"/>
+        </w:rPr>
+        <w:t>"</w:t>
+      </w:r>
+      <w:r>
+        <w:rPr>
+          <w:rFonts w:ascii="Arial" w:hAnsi="Arial" w:cs="Arial" w:hint="cs"/>
+          <w:color w:val="FF0000"/>
+          <w:rtl/>
+          <w:lang w:bidi="ar-SA"/>
+        </w:rPr>
+        <w:t>​</w:t>
+      </w:r>
+      <w:r>
+        <w:rPr>
+          <w:rFonts w:hint="cs"/>
+          <w:color w:val="FF0000"/>
+          <w:rtl/>
+          <w:lang w:bidi="ar-SA"/>
+        </w:rPr>
+        <w:t>لأَنَّهُ</w:t>
+      </w:r>
+      <w:r>
+        <w:rPr>
+          <w:color w:val="FF0000"/>
+          <w:rtl/>
+          <w:lang w:bidi="ar-SA"/>
+        </w:rPr>
+        <w:t xml:space="preserve"> </w:t>
+      </w:r>
+      <w:r>
+        <w:rPr>
+          <w:rFonts w:hint="cs"/>
+          <w:color w:val="FF0000"/>
+          <w:rtl/>
+          <w:lang w:bidi="ar-SA"/>
+        </w:rPr>
+        <w:t>كَمَا</w:t>
+      </w:r>
+      <w:r>
+        <w:rPr>
+          <w:color w:val="FF0000"/>
+          <w:rtl/>
+          <w:lang w:bidi="ar-SA"/>
+        </w:rPr>
+        <w:t xml:space="preserve"> </w:t>
+      </w:r>
+      <w:r>
+        <w:rPr>
+          <w:rFonts w:hint="cs"/>
+          <w:color w:val="FF0000"/>
+          <w:rtl/>
+          <w:lang w:bidi="ar-SA"/>
+        </w:rPr>
+        <w:t>أَنَّ</w:t>
+      </w:r>
+      <w:r>
+        <w:rPr>
+          <w:color w:val="FF0000"/>
+          <w:rtl/>
+          <w:lang w:bidi="ar-SA"/>
+        </w:rPr>
+        <w:t xml:space="preserve"> </w:t>
+      </w:r>
+      <w:r>
+        <w:rPr>
+          <w:rFonts w:hint="cs"/>
+          <w:color w:val="FF0000"/>
+          <w:rtl/>
+          <w:lang w:bidi="ar-SA"/>
+        </w:rPr>
+        <w:t>الْجَسَدَ</w:t>
+      </w:r>
+      <w:r>
+        <w:rPr>
+          <w:color w:val="FF0000"/>
+          <w:rtl/>
+          <w:lang w:bidi="ar-SA"/>
+        </w:rPr>
+        <w:t xml:space="preserve"> </w:t>
+      </w:r>
+      <w:r>
+        <w:rPr>
+          <w:rFonts w:hint="cs"/>
+          <w:color w:val="FF0000"/>
+          <w:rtl/>
+          <w:lang w:bidi="ar-SA"/>
+        </w:rPr>
+        <w:t>هُوَ</w:t>
+      </w:r>
+      <w:r>
+        <w:rPr>
+          <w:color w:val="FF0000"/>
+          <w:rtl/>
+          <w:lang w:bidi="ar-SA"/>
+        </w:rPr>
+        <w:t xml:space="preserve"> </w:t>
+      </w:r>
+      <w:r>
+        <w:rPr>
+          <w:rFonts w:hint="cs"/>
+          <w:color w:val="FF0000"/>
+          <w:rtl/>
+          <w:lang w:bidi="ar-SA"/>
+        </w:rPr>
+        <w:t>وَاحِدٌ</w:t>
+      </w:r>
+      <w:r>
+        <w:rPr>
+          <w:color w:val="FF0000"/>
+          <w:rtl/>
+          <w:lang w:bidi="ar-SA"/>
+        </w:rPr>
+        <w:t xml:space="preserve"> </w:t>
+      </w:r>
+      <w:r>
+        <w:rPr>
+          <w:rFonts w:hint="cs"/>
+          <w:color w:val="FF0000"/>
+          <w:rtl/>
+          <w:lang w:bidi="ar-SA"/>
+        </w:rPr>
+        <w:t>وَلَهُ</w:t>
+      </w:r>
+      <w:r>
+        <w:rPr>
+          <w:color w:val="FF0000"/>
+          <w:rtl/>
+          <w:lang w:bidi="ar-SA"/>
+        </w:rPr>
+        <w:t xml:space="preserve"> </w:t>
+      </w:r>
+      <w:r>
+        <w:rPr>
+          <w:rFonts w:hint="cs"/>
+          <w:color w:val="FF0000"/>
+          <w:rtl/>
+          <w:lang w:bidi="ar-SA"/>
+        </w:rPr>
+        <w:t>أَعْضَاءٌ</w:t>
+      </w:r>
+      <w:r>
+        <w:rPr>
+          <w:color w:val="FF0000"/>
+          <w:rtl/>
+          <w:lang w:bidi="ar-SA"/>
+        </w:rPr>
+        <w:t xml:space="preserve"> </w:t>
+      </w:r>
+      <w:r>
+        <w:rPr>
+          <w:rFonts w:hint="cs"/>
+          <w:color w:val="FF0000"/>
+          <w:rtl/>
+          <w:lang w:bidi="ar-SA"/>
+        </w:rPr>
+        <w:t>كَثِيرَةٌ،</w:t>
+      </w:r>
+      <w:r>
+        <w:rPr>
+          <w:color w:val="FF0000"/>
+          <w:rtl/>
+          <w:lang w:bidi="ar-SA"/>
+        </w:rPr>
+        <w:t xml:space="preserve"> </w:t>
+      </w:r>
+      <w:r>
+        <w:rPr>
+          <w:rFonts w:hint="cs"/>
+          <w:color w:val="FF0000"/>
+          <w:rtl/>
+          <w:lang w:bidi="ar-SA"/>
+        </w:rPr>
+        <w:t>وَكُلُّ</w:t>
+      </w:r>
+      <w:r>
+        <w:rPr>
+          <w:color w:val="FF0000"/>
+          <w:rtl/>
+          <w:lang w:bidi="ar-SA"/>
+        </w:rPr>
+        <w:t xml:space="preserve"> </w:t>
+      </w:r>
+      <w:r>
+        <w:rPr>
+          <w:rFonts w:hint="cs"/>
+          <w:color w:val="FF0000"/>
+          <w:rtl/>
+          <w:lang w:bidi="ar-SA"/>
+        </w:rPr>
+        <w:t>أَعْضَاءِ</w:t>
+      </w:r>
+      <w:r>
+        <w:rPr>
+          <w:color w:val="FF0000"/>
+          <w:rtl/>
+          <w:lang w:bidi="ar-SA"/>
+        </w:rPr>
+        <w:t xml:space="preserve"> </w:t>
+      </w:r>
+      <w:r>
+        <w:rPr>
+          <w:rFonts w:hint="cs"/>
+          <w:color w:val="FF0000"/>
+          <w:rtl/>
+          <w:lang w:bidi="ar-SA"/>
+        </w:rPr>
+        <w:t>الْجَسَدِ</w:t>
+      </w:r>
+      <w:r>
+        <w:rPr>
+          <w:color w:val="FF0000"/>
+          <w:rtl/>
+          <w:lang w:bidi="ar-SA"/>
+        </w:rPr>
+        <w:t xml:space="preserve"> </w:t>
+      </w:r>
+      <w:r>
+        <w:rPr>
+          <w:rFonts w:hint="cs"/>
+          <w:color w:val="FF0000"/>
+          <w:rtl/>
+          <w:lang w:bidi="ar-SA"/>
+        </w:rPr>
+        <w:t>الْوَاحِدِ</w:t>
+      </w:r>
+      <w:r>
+        <w:rPr>
+          <w:color w:val="FF0000"/>
+          <w:rtl/>
+          <w:lang w:bidi="ar-SA"/>
+        </w:rPr>
+        <w:t xml:space="preserve"> </w:t>
+      </w:r>
+      <w:r>
+        <w:rPr>
+          <w:rFonts w:hint="cs"/>
+          <w:color w:val="FF0000"/>
+          <w:rtl/>
+          <w:lang w:bidi="ar-SA"/>
+        </w:rPr>
+        <w:t>إِذَا</w:t>
+      </w:r>
+      <w:r>
+        <w:rPr>
+          <w:color w:val="FF0000"/>
+          <w:rtl/>
+          <w:lang w:bidi="ar-SA"/>
+        </w:rPr>
+        <w:t xml:space="preserve"> </w:t>
+      </w:r>
+      <w:r>
+        <w:rPr>
+          <w:rFonts w:hint="cs"/>
+          <w:color w:val="FF0000"/>
+          <w:rtl/>
+          <w:lang w:bidi="ar-SA"/>
+        </w:rPr>
+        <w:t>كَانَتْ</w:t>
+      </w:r>
+      <w:r>
+        <w:rPr>
+          <w:color w:val="FF0000"/>
+          <w:rtl/>
+          <w:lang w:bidi="ar-SA"/>
+        </w:rPr>
+        <w:t xml:space="preserve"> </w:t>
+      </w:r>
+      <w:r>
+        <w:rPr>
+          <w:rFonts w:hint="cs"/>
+          <w:color w:val="FF0000"/>
+          <w:rtl/>
+          <w:lang w:bidi="ar-SA"/>
+        </w:rPr>
+        <w:t>كَثِيرَةً</w:t>
+      </w:r>
+      <w:r>
+        <w:rPr>
+          <w:color w:val="FF0000"/>
+          <w:rtl/>
+          <w:lang w:bidi="ar-SA"/>
+        </w:rPr>
+        <w:t xml:space="preserve"> </w:t>
+      </w:r>
+      <w:r>
+        <w:rPr>
+          <w:rFonts w:hint="cs"/>
+          <w:color w:val="FF0000"/>
+          <w:rtl/>
+          <w:lang w:bidi="ar-SA"/>
+        </w:rPr>
+        <w:t>هِيَ</w:t>
+      </w:r>
+      <w:r>
+        <w:rPr>
+          <w:color w:val="FF0000"/>
+          <w:rtl/>
+          <w:lang w:bidi="ar-SA"/>
+        </w:rPr>
+        <w:t xml:space="preserve"> </w:t>
+      </w:r>
+      <w:r>
+        <w:rPr>
+          <w:rFonts w:hint="cs"/>
+          <w:color w:val="FF0000"/>
+          <w:rtl/>
+          <w:lang w:bidi="ar-SA"/>
+        </w:rPr>
+        <w:t>جَسَدٌ</w:t>
+      </w:r>
+      <w:r>
+        <w:rPr>
+          <w:color w:val="FF0000"/>
+          <w:rtl/>
+          <w:lang w:bidi="ar-SA"/>
+        </w:rPr>
+        <w:t xml:space="preserve"> </w:t>
+      </w:r>
+      <w:r>
+        <w:rPr>
+          <w:rFonts w:hint="cs"/>
+          <w:color w:val="FF0000"/>
+          <w:rtl/>
+          <w:lang w:bidi="ar-SA"/>
+        </w:rPr>
+        <w:t>وَاحِدٌ،</w:t>
+      </w:r>
+      <w:r>
+        <w:rPr>
+          <w:color w:val="FF0000"/>
+          <w:rtl/>
+          <w:lang w:bidi="ar-SA"/>
+        </w:rPr>
+        <w:t xml:space="preserve"> </w:t>
+      </w:r>
+      <w:r>
+        <w:rPr>
+          <w:rFonts w:hint="cs"/>
+          <w:color w:val="FF0000"/>
+          <w:rtl/>
+          <w:lang w:bidi="ar-SA"/>
+        </w:rPr>
+        <w:t>كَذلِكَ</w:t>
+      </w:r>
+      <w:r>
+        <w:rPr>
+          <w:color w:val="FF0000"/>
+          <w:rtl/>
+          <w:lang w:bidi="ar-SA"/>
+        </w:rPr>
+        <w:t xml:space="preserve"> </w:t>
+      </w:r>
+      <w:r>
+        <w:rPr>
+          <w:rFonts w:hint="cs"/>
+          <w:color w:val="FF0000"/>
+          <w:rtl/>
+          <w:lang w:bidi="ar-SA"/>
+        </w:rPr>
+        <w:t>الْمَسِيحُ</w:t>
+      </w:r>
+      <w:r>
+        <w:rPr>
+          <w:color w:val="FF0000"/>
+          <w:rtl/>
+          <w:lang w:bidi="ar-SA"/>
+        </w:rPr>
+        <w:t xml:space="preserve"> </w:t>
+      </w:r>
+      <w:r>
+        <w:rPr>
+          <w:rFonts w:hint="cs"/>
+          <w:color w:val="FF0000"/>
+          <w:rtl/>
+          <w:lang w:bidi="ar-SA"/>
+        </w:rPr>
+        <w:t>أَيْضًا</w:t>
+      </w:r>
+      <w:r>
+        <w:rPr>
+          <w:color w:val="FF0000"/>
+          <w:rtl/>
+          <w:lang w:bidi="ar-SA"/>
+        </w:rPr>
+        <w:t xml:space="preserve">.  </w:t>
+      </w:r>
+      <w:r>
+        <w:rPr>
+          <w:rFonts w:ascii="Arial" w:hAnsi="Arial" w:cs="Arial" w:hint="cs"/>
+          <w:color w:val="FF0000"/>
+          <w:rtl/>
+          <w:lang w:bidi="ar-SA"/>
+        </w:rPr>
+        <w:t>​</w:t>
+      </w:r>
+      <w:r>
+        <w:rPr>
+          <w:color w:val="FF0000"/>
+          <w:rtl/>
+          <w:lang w:bidi="ar-SA"/>
+        </w:rPr>
+        <w:t>13</w:t>
+      </w:r>
+      <w:r>
+        <w:rPr>
+          <w:rFonts w:ascii="Arial" w:hAnsi="Arial" w:cs="Arial" w:hint="cs"/>
+          <w:color w:val="FF0000"/>
+          <w:rtl/>
+          <w:lang w:bidi="ar-SA"/>
+        </w:rPr>
+        <w:t>​</w:t>
+      </w:r>
+      <w:r>
+        <w:rPr>
+          <w:color w:val="FF0000"/>
+          <w:rtl/>
+          <w:lang w:bidi="ar-SA"/>
+        </w:rPr>
+        <w:t xml:space="preserve"> </w:t>
+      </w:r>
+      <w:r>
+        <w:rPr>
+          <w:rFonts w:ascii="Arial" w:hAnsi="Arial" w:cs="Arial" w:hint="cs"/>
+          <w:color w:val="FF0000"/>
+          <w:rtl/>
+          <w:lang w:bidi="ar-SA"/>
+        </w:rPr>
+        <w:t>​</w:t>
+      </w:r>
+      <w:r>
+        <w:rPr>
+          <w:rFonts w:hint="cs"/>
+          <w:color w:val="FF0000"/>
+          <w:rtl/>
+          <w:lang w:bidi="ar-SA"/>
+        </w:rPr>
+        <w:t>لأَنَّنَا</w:t>
+      </w:r>
+      <w:r>
+        <w:rPr>
+          <w:color w:val="FF0000"/>
+          <w:rtl/>
+          <w:lang w:bidi="ar-SA"/>
+        </w:rPr>
+        <w:t xml:space="preserve"> </w:t>
+      </w:r>
+      <w:r>
+        <w:rPr>
+          <w:rFonts w:hint="cs"/>
+          <w:color w:val="FF0000"/>
+          <w:rtl/>
+          <w:lang w:bidi="ar-SA"/>
+        </w:rPr>
+        <w:t>جَمِيعَنَا</w:t>
+      </w:r>
+      <w:r>
+        <w:rPr>
+          <w:color w:val="FF0000"/>
+          <w:rtl/>
+          <w:lang w:bidi="ar-SA"/>
+        </w:rPr>
+        <w:t xml:space="preserve"> </w:t>
+      </w:r>
+      <w:r>
+        <w:rPr>
+          <w:rFonts w:hint="cs"/>
+          <w:color w:val="FF0000"/>
+          <w:rtl/>
+          <w:lang w:bidi="ar-SA"/>
+        </w:rPr>
+        <w:t>بِرُوحٍ</w:t>
+      </w:r>
+      <w:r>
+        <w:rPr>
+          <w:color w:val="FF0000"/>
+          <w:rtl/>
+          <w:lang w:bidi="ar-SA"/>
+        </w:rPr>
+        <w:t xml:space="preserve"> </w:t>
+      </w:r>
+      <w:r>
+        <w:rPr>
+          <w:rFonts w:hint="cs"/>
+          <w:color w:val="FF0000"/>
+          <w:rtl/>
+          <w:lang w:bidi="ar-SA"/>
+        </w:rPr>
+        <w:t>وَاحِدٍ</w:t>
+      </w:r>
+      <w:r>
+        <w:rPr>
+          <w:color w:val="FF0000"/>
+          <w:rtl/>
+          <w:lang w:bidi="ar-SA"/>
+        </w:rPr>
+        <w:t xml:space="preserve"> </w:t>
+      </w:r>
+      <w:r>
+        <w:rPr>
+          <w:rFonts w:hint="cs"/>
+          <w:color w:val="FF0000"/>
+          <w:rtl/>
+          <w:lang w:bidi="ar-SA"/>
+        </w:rPr>
+        <w:t>أَيْضًا</w:t>
+      </w:r>
+      <w:r>
+        <w:rPr>
+          <w:color w:val="FF0000"/>
+          <w:rtl/>
+          <w:lang w:bidi="ar-SA"/>
+        </w:rPr>
+        <w:t xml:space="preserve"> </w:t>
+      </w:r>
+      <w:r>
+        <w:rPr>
+          <w:rFonts w:hint="cs"/>
+          <w:color w:val="FF0000"/>
+          <w:rtl/>
+          <w:lang w:bidi="ar-SA"/>
+        </w:rPr>
+        <w:t>اعْتَمَدْنَا</w:t>
+      </w:r>
+      <w:r>
+        <w:rPr>
+          <w:color w:val="FF0000"/>
+          <w:rtl/>
+          <w:lang w:bidi="ar-SA"/>
+        </w:rPr>
+        <w:t xml:space="preserve"> </w:t>
+      </w:r>
+      <w:r>
+        <w:rPr>
+          <w:rFonts w:hint="cs"/>
+          <w:color w:val="FF0000"/>
+          <w:rtl/>
+          <w:lang w:bidi="ar-SA"/>
+        </w:rPr>
+        <w:t>إِلَى</w:t>
+      </w:r>
+      <w:r>
+        <w:rPr>
+          <w:color w:val="FF0000"/>
+          <w:rtl/>
+          <w:lang w:bidi="ar-SA"/>
+        </w:rPr>
+        <w:t xml:space="preserve"> </w:t>
+      </w:r>
+      <w:r>
+        <w:rPr>
+          <w:rFonts w:hint="cs"/>
+          <w:color w:val="FF0000"/>
+          <w:rtl/>
+          <w:lang w:bidi="ar-SA"/>
+        </w:rPr>
+        <w:t>جَسَدٍ</w:t>
+      </w:r>
+      <w:r>
+        <w:rPr>
+          <w:color w:val="FF0000"/>
+          <w:rtl/>
+          <w:lang w:bidi="ar-SA"/>
+        </w:rPr>
+        <w:t xml:space="preserve"> </w:t>
+      </w:r>
+      <w:r>
+        <w:rPr>
+          <w:rFonts w:hint="cs"/>
+          <w:color w:val="FF0000"/>
+          <w:rtl/>
+          <w:lang w:bidi="ar-SA"/>
+        </w:rPr>
+        <w:t>وَاحِدٍ،</w:t>
+      </w:r>
+      <w:r>
+        <w:rPr>
+          <w:color w:val="FF0000"/>
+          <w:rtl/>
+          <w:lang w:bidi="ar-SA"/>
+        </w:rPr>
+        <w:t xml:space="preserve"> </w:t>
+      </w:r>
+      <w:r>
+        <w:rPr>
+          <w:rFonts w:hint="cs"/>
+          <w:color w:val="FF0000"/>
+          <w:rtl/>
+          <w:lang w:bidi="ar-SA"/>
+        </w:rPr>
+        <w:t>يَهُودًا</w:t>
+      </w:r>
+      <w:r>
+        <w:rPr>
+          <w:color w:val="FF0000"/>
+          <w:rtl/>
+          <w:lang w:bidi="ar-SA"/>
+        </w:rPr>
+        <w:t xml:space="preserve"> </w:t>
+      </w:r>
+      <w:r>
+        <w:rPr>
+          <w:rFonts w:hint="cs"/>
+          <w:color w:val="FF0000"/>
+          <w:rtl/>
+          <w:lang w:bidi="ar-SA"/>
+        </w:rPr>
+        <w:t>كُنَّا</w:t>
+      </w:r>
+      <w:r>
+        <w:rPr>
+          <w:color w:val="FF0000"/>
+          <w:rtl/>
+          <w:lang w:bidi="ar-SA"/>
+        </w:rPr>
+        <w:t xml:space="preserve"> </w:t>
+      </w:r>
+      <w:r>
+        <w:rPr>
+          <w:rFonts w:hint="cs"/>
+          <w:color w:val="FF0000"/>
+          <w:rtl/>
+          <w:lang w:bidi="ar-SA"/>
+        </w:rPr>
+        <w:t>أَمْ</w:t>
+      </w:r>
+      <w:r>
+        <w:rPr>
+          <w:color w:val="FF0000"/>
+          <w:rtl/>
+          <w:lang w:bidi="ar-SA"/>
+        </w:rPr>
+        <w:t xml:space="preserve"> </w:t>
+      </w:r>
+      <w:r>
+        <w:rPr>
+          <w:rFonts w:hint="cs"/>
+          <w:color w:val="FF0000"/>
+          <w:rtl/>
+          <w:lang w:bidi="ar-SA"/>
+        </w:rPr>
+        <w:t>يُونَانِيِّينَ،</w:t>
+      </w:r>
+      <w:r>
+        <w:rPr>
+          <w:color w:val="FF0000"/>
+          <w:rtl/>
+          <w:lang w:bidi="ar-SA"/>
+        </w:rPr>
+        <w:t xml:space="preserve"> </w:t>
+      </w:r>
+      <w:r>
+        <w:rPr>
+          <w:rFonts w:hint="cs"/>
+          <w:color w:val="FF0000"/>
+          <w:rtl/>
+          <w:lang w:bidi="ar-SA"/>
+        </w:rPr>
+        <w:t>عَبِيدًا</w:t>
+      </w:r>
+      <w:r>
+        <w:rPr>
+          <w:color w:val="FF0000"/>
+          <w:rtl/>
+          <w:lang w:bidi="ar-SA"/>
+        </w:rPr>
+        <w:t xml:space="preserve"> </w:t>
+      </w:r>
+      <w:r>
+        <w:rPr>
+          <w:rFonts w:hint="cs"/>
+          <w:color w:val="FF0000"/>
+          <w:rtl/>
+          <w:lang w:bidi="ar-SA"/>
+        </w:rPr>
+        <w:t>أَمْ</w:t>
+      </w:r>
+      <w:r>
+        <w:rPr>
+          <w:color w:val="FF0000"/>
+          <w:rtl/>
+          <w:lang w:bidi="ar-SA"/>
+        </w:rPr>
+        <w:t xml:space="preserve"> </w:t>
+      </w:r>
+      <w:r>
+        <w:rPr>
+          <w:rFonts w:hint="cs"/>
+          <w:color w:val="FF0000"/>
+          <w:rtl/>
+          <w:lang w:bidi="ar-SA"/>
+        </w:rPr>
+        <w:t>أَحْرَارًا،</w:t>
+      </w:r>
+      <w:r>
+        <w:rPr>
+          <w:color w:val="FF0000"/>
+          <w:rtl/>
+          <w:lang w:bidi="ar-SA"/>
+        </w:rPr>
+        <w:t xml:space="preserve"> </w:t>
+      </w:r>
+      <w:r>
+        <w:rPr>
+          <w:rFonts w:hint="cs"/>
+          <w:color w:val="FF0000"/>
+          <w:rtl/>
+          <w:lang w:bidi="ar-SA"/>
+        </w:rPr>
+        <w:t>وَجَمِيعُنَا</w:t>
+      </w:r>
+      <w:r>
+        <w:rPr>
+          <w:color w:val="FF0000"/>
+          <w:rtl/>
+          <w:lang w:bidi="ar-SA"/>
+        </w:rPr>
+        <w:t xml:space="preserve"> </w:t>
+      </w:r>
+      <w:r>
+        <w:rPr>
+          <w:rFonts w:hint="cs"/>
+          <w:color w:val="FF0000"/>
+          <w:rtl/>
+          <w:lang w:bidi="ar-SA"/>
+        </w:rPr>
+        <w:t>سُقِينَا</w:t>
+      </w:r>
+      <w:r>
+        <w:rPr>
+          <w:color w:val="FF0000"/>
+          <w:rtl/>
+          <w:lang w:bidi="ar-SA"/>
+        </w:rPr>
+        <w:t xml:space="preserve"> </w:t>
+      </w:r>
+      <w:r>
+        <w:rPr>
+          <w:rFonts w:hint="cs"/>
+          <w:color w:val="FF0000"/>
+          <w:rtl/>
+          <w:lang w:bidi="ar-SA"/>
+        </w:rPr>
+        <w:t>رُوحًا</w:t>
+      </w:r>
+      <w:r>
+        <w:rPr>
+          <w:color w:val="FF0000"/>
+          <w:rtl/>
+          <w:lang w:bidi="ar-SA"/>
+        </w:rPr>
+        <w:t xml:space="preserve"> </w:t>
+      </w:r>
+      <w:r>
+        <w:rPr>
+          <w:rFonts w:hint="cs"/>
+          <w:color w:val="FF0000"/>
+          <w:rtl/>
+          <w:lang w:bidi="ar-SA"/>
+        </w:rPr>
+        <w:t>وَاحِدًا</w:t>
+      </w:r>
+      <w:r>
+        <w:rPr>
+          <w:color w:val="FF0000"/>
+          <w:rtl/>
+          <w:lang w:bidi="ar-SA"/>
+        </w:rPr>
+        <w:t>.</w:t>
+      </w:r>
+      <w:r>
+        <w:rPr>
+          <w:rFonts w:hint="cs"/>
+          <w:rtl/>
+          <w:lang w:bidi="ar-SA"/>
+        </w:rPr>
+        <w:t>"</w:t>
+      </w:r>
+      <w:r>
+        <w:rPr>
+          <w:rFonts w:hint="cs"/>
+          <w:rtl/>
+          <w:lang w:bidi="ar-SA"/>
+        </w:rPr>
+        <w:t xml:space="preserve"> (1. كورنثوس 12: 12، 13). يا للمكانة التي صارت للمؤمن! مقبول في إنعامه، محبوب بالمحبة التي يحبه بها الآب، مبارك ببركاته. القديسون في البداية اعتمدوا بالروح القدس وبالتالي ضُمّوا للكنيسة لجسد المسيح؛ وهذا لم يتكرر أبدًا. كل مَن تجدد سيتشارك بهذه البركة من خلال حصوله على الروح القدس كنتيجة لإيمانه بالإنجيل. إن </w:t>
+      </w:r>
+      <w:r>
+        <w:rPr>
+          <w:rFonts w:hint="cs"/>
+          <w:rtl/>
+          <w:lang w:bidi="ar-SA"/>
+        </w:rPr>
+        <w:t>"</w:t>
+      </w:r>
+      <w:r>
+        <w:rPr>
+          <w:rFonts w:hint="cs"/>
+          <w:color w:val="FF0000"/>
+          <w:rtl/>
+          <w:lang w:bidi="ar-SA"/>
+        </w:rPr>
+        <w:t>معمودية الماء</w:t>
+      </w:r>
+      <w:r>
+        <w:rPr>
+          <w:rFonts w:hint="cs"/>
+          <w:rtl/>
+          <w:lang w:bidi="ar-SA"/>
+        </w:rPr>
+        <w:t>"</w:t>
+      </w:r>
+      <w:r>
+        <w:rPr>
+          <w:rFonts w:hint="cs"/>
+          <w:rtl/>
+          <w:lang w:bidi="ar-SA"/>
+        </w:rPr>
+        <w:t xml:space="preserve"> تُدخل الشخص في مكانة اعترافه العلني؛ فمعمودية الروح تُدخل المؤمن في وحدانية جسد المسيح </w:t>
+      </w:r>
+      <w:r>
+        <w:rPr>
+          <w:rtl/>
+          <w:lang w:bidi="ar-SA"/>
+        </w:rPr>
+        <w:t>–</w:t>
+      </w:r>
+      <w:r>
+        <w:rPr>
+          <w:rFonts w:hint="cs"/>
+          <w:rtl/>
+          <w:lang w:bidi="ar-SA"/>
+        </w:rPr>
+        <w:t xml:space="preserve"> بكل البركات والامتيازات المرتبطة به. كم الأمر يدعو للشكوى بأن كل هذا لم يعُد يُنظَر إليه وأصبح أمرًا مهملاً. الكنيسة فقدت من عينها علاقتها الحقيقية بالمسيح</w:t>
+      </w:r>
+      <w:r>
+        <w:rPr>
+          <w:rFonts w:hint="cs"/>
+          <w:rtl/>
+          <w:lang w:bidi="ar-SA"/>
+        </w:rPr>
+        <w:t xml:space="preserve"> وقد انجرفت إلى </w:t>
+      </w:r>
+      <w:r>
+        <w:rPr>
+          <w:rFonts w:hint="cs"/>
+          <w:rtl/>
+          <w:lang w:bidi="ar-SA"/>
+        </w:rPr>
+        <w:t>العا</w:t>
+      </w:r>
+      <w:r>
+        <w:rPr>
+          <w:rFonts w:hint="cs"/>
+          <w:rtl/>
+          <w:lang w:bidi="ar-SA"/>
+        </w:rPr>
+        <w:t>ل</w:t>
+      </w:r>
+      <w:r>
+        <w:rPr>
+          <w:rFonts w:hint="cs"/>
+          <w:rtl/>
+          <w:lang w:bidi="ar-SA"/>
+        </w:rPr>
+        <w:t>م</w:t>
+      </w:r>
+      <w:r>
+        <w:rPr>
+          <w:rFonts w:hint="cs"/>
+          <w:rtl/>
+          <w:lang w:bidi="ar-SA"/>
+        </w:rPr>
+        <w:t xml:space="preserve">. </w:t>
+      </w:r>
+      <w:r>
+        <w:rPr>
+          <w:rFonts w:hint="cs"/>
+          <w:rtl/>
+          <w:lang w:bidi="ar-SA"/>
+        </w:rPr>
+        <w:t xml:space="preserve">حقًا صحيح أن الرب برحمته لفت الأنظار في هذه الأيام الأخيرة إلى حقيقة كانت مدفونة لفترة طويلة ولم يُعَر لها أي اعتبار؛ ولكن ما أكثرهم اليوم أيضًا الذين لا زالوا في ظلمتهم صارخين طالبين منه ما كان قد أعطاه منذ مدة طويلة </w:t>
+      </w:r>
+      <w:r>
+        <w:rPr>
+          <w:rtl/>
+          <w:lang w:bidi="ar-SA"/>
+        </w:rPr>
+        <w:t>–</w:t>
+      </w:r>
+      <w:r>
+        <w:rPr>
+          <w:rFonts w:hint="cs"/>
+          <w:rtl/>
+          <w:lang w:bidi="ar-SA"/>
+        </w:rPr>
+        <w:t xml:space="preserve"> الروح من الأعالي!</w:t>
       </w:r>
     </w:p>
     <w:p>
       <w:pPr>
         <w:rPr>
-          <w:rtl/>
-          <w:lang w:bidi="ar-AE"/>
+          <w:lang w:bidi="ar-SA"/>
         </w:rPr>
       </w:pPr>
       <w:r>
         <w:rPr>
           <w:rFonts w:hint="cs"/>
           <w:rtl/>
-          <w:lang w:bidi="ar-AE"/>
-        </w:rPr>
-        <w:t>لكن ليس كل الأغصان هي مولودة ثانية، لأن الموضوع هنا هو الاعتراف وليس الحياة؛ فأصالة الاعتراف تظهر في الثمر: "</w:t>
-      </w:r>
-      <w:r>
-        <w:rPr>
-          <w:rtl/>
-          <w:lang w:bidi="ar-AE"/>
-        </w:rPr>
-        <w:t>مِنْ ثِمَارِهِمْ تَعْرِفُونَهُمْ</w:t>
-      </w:r>
-      <w:r>
-        <w:rPr>
-          <w:rFonts w:hint="cs"/>
-          <w:rtl/>
-          <w:lang w:bidi="ar-AE"/>
-        </w:rPr>
-        <w:t>" (متى 7: 16). لأجل هذا يواصل الرب</w:t>
-      </w:r>
-      <w:r>
-        <w:rPr>
-          <w:rFonts w:hint="cs"/>
-          <w:rtl/>
-          <w:lang w:bidi="ar-AE"/>
-        </w:rPr>
-        <w:t xml:space="preserve"> </w:t>
-      </w:r>
-      <w:r>
-        <w:rPr>
-          <w:rFonts w:hint="cs"/>
-          <w:rtl/>
-          <w:lang w:bidi="ar-AE"/>
-        </w:rPr>
-        <w:t>قوله: "</w:t>
-      </w:r>
-      <w:r>
-        <w:rPr>
-          <w:rtl/>
-          <w:lang w:bidi="ar-AE"/>
-        </w:rPr>
-        <w:t xml:space="preserve"> 6 إِنْ كَانَ أَحَدٌ لاَ يَثْبُتُ فِيَّ يُطْرَحُ خَارِجًا كَالْغُصْنِ، فَيَجِفُّ وَيَجْمَعُونَهُ وَيَطْرَحُونَهُ فِي النَّارِ، فَيَحْتَرِقُ.</w:t>
-      </w:r>
-      <w:r>
-        <w:rPr>
-          <w:rFonts w:hint="cs"/>
-          <w:rtl/>
-          <w:lang w:bidi="ar-AE"/>
-        </w:rPr>
-        <w:t xml:space="preserve">". </w:t>
-      </w:r>
-      <w:r>
-        <w:rPr>
-          <w:rFonts w:hint="cs"/>
-          <w:rtl/>
-          <w:lang w:bidi="ar-AE"/>
-        </w:rPr>
-        <w:t>انتبه، فالكلام هو عمومًا: "</w:t>
-      </w:r>
-      <w:r>
-        <w:rPr>
-          <w:rtl/>
-          <w:lang w:bidi="ar-AE"/>
-        </w:rPr>
-        <w:t xml:space="preserve"> </w:t>
-      </w:r>
-      <w:r>
-        <w:rPr>
-          <w:rtl/>
-          <w:lang w:bidi="ar-AE"/>
-        </w:rPr>
-        <w:t>إِنْ كَانَ أَحَدٌ</w:t>
-      </w:r>
-      <w:r>
-        <w:rPr>
-          <w:rFonts w:hint="cs"/>
-          <w:rtl/>
-          <w:lang w:bidi="ar-AE"/>
-        </w:rPr>
-        <w:t>". الرب لا يقول لل</w:t>
-      </w:r>
-      <w:r>
-        <w:rPr>
-          <w:rFonts w:hint="cs"/>
-          <w:rtl/>
-          <w:lang w:bidi="ar-AE"/>
-        </w:rPr>
-        <w:t>أ</w:t>
-      </w:r>
-      <w:r>
-        <w:rPr>
-          <w:rFonts w:hint="cs"/>
-          <w:rtl/>
-          <w:lang w:bidi="ar-AE"/>
-        </w:rPr>
-        <w:t>حد عشر "إن كنتم" كما هو في العددين 4 و5، لأنه لم يكن أي شك في صدقهم، فإنه بنفسه أشار إليهم بأنهم أنقياء، "</w:t>
-      </w:r>
-      <w:r>
-        <w:rPr>
-          <w:rFonts w:hint="cs"/>
-          <w:rtl/>
-          <w:lang w:bidi="ar-AE"/>
-        </w:rPr>
-        <w:t xml:space="preserve">لأجل كلامه" (عدد 3). في غسل الأرجل في إصحاح 13 هو عبّر عن ذلك بصورة </w:t>
-      </w:r>
-      <w:r>
-        <w:rPr>
-          <w:rFonts w:hint="cs"/>
-          <w:rtl/>
-          <w:lang w:bidi="ar-AE"/>
-        </w:rPr>
-        <w:t>مختلفة</w:t>
-      </w:r>
-      <w:r>
-        <w:rPr>
-          <w:rFonts w:hint="cs"/>
-          <w:rtl/>
-          <w:lang w:bidi="ar-AE"/>
-        </w:rPr>
-        <w:t>: "</w:t>
-      </w:r>
-      <w:r>
-        <w:rPr>
-          <w:rtl/>
-          <w:lang w:bidi="ar-AE"/>
-        </w:rPr>
-        <w:t>وَأَنْتُمْ طَاهِرُونَ وَلكِنْ لَيْسَ كُلُّكُمْ</w:t>
-      </w:r>
-      <w:r>
-        <w:rPr>
-          <w:rFonts w:hint="cs"/>
-          <w:rtl/>
-          <w:lang w:bidi="ar-AE"/>
-        </w:rPr>
-        <w:t xml:space="preserve">" لأنه إلى ذلك الوقت كان يهوذا لا زال حاضرًا، وجميع المتبقين كانوا حقيقيين </w:t>
-      </w:r>
-      <w:r>
-        <w:rPr>
-          <w:rtl/>
-          <w:lang w:bidi="ar-AE"/>
-        </w:rPr>
-        <w:t>–</w:t>
-      </w:r>
-      <w:r>
-        <w:rPr>
-          <w:rFonts w:hint="cs"/>
-          <w:rtl/>
-          <w:lang w:bidi="ar-AE"/>
-        </w:rPr>
-        <w:t xml:space="preserve"> مهما بلغ فشلهم. يهوذا هو مثال لصنف من الناس، الذين يتكلم عنهم الرب هنا: هو لم يثبت فيه </w:t>
-      </w:r>
-      <w:r>
-        <w:rPr>
-          <w:rtl/>
-          <w:lang w:bidi="ar-AE"/>
-        </w:rPr>
-        <w:t>–</w:t>
-      </w:r>
-      <w:r>
-        <w:rPr>
-          <w:rFonts w:hint="cs"/>
-          <w:rtl/>
-          <w:lang w:bidi="ar-AE"/>
-        </w:rPr>
-        <w:t xml:space="preserve"> لخسارة نفسه وهلاكه. آخرون نجدهم في يوحنا 6: 60: خطابات الرب كانت</w:t>
-      </w:r>
-      <w:r>
-        <w:rPr>
-          <w:rFonts w:hint="cs"/>
-          <w:rtl/>
-          <w:lang w:bidi="ar-AE"/>
-        </w:rPr>
-        <w:t xml:space="preserve"> "قاسية" عليهم؛ فتراجعوا ولم يستمروا في السير معه، على الرغم من أنه هو، وهو وحده الذي كان عنده كلام الحياة الأبدية.</w:t>
-      </w:r>
-    </w:p>
-    <w:p>
-      <w:pPr>
-        <w:rPr>
-          <w:lang w:bidi="ar-AE"/>
-        </w:rPr>
-      </w:pPr>
-      <w:r>
-        <w:rPr>
-          <w:rFonts w:hint="cs"/>
-          <w:rtl/>
-          <w:lang w:bidi="ar-AE"/>
-        </w:rPr>
-        <w:t>حقًا شافية هي كلمة الروح القدس "</w:t>
-      </w:r>
-      <w:r>
-        <w:rPr>
-          <w:rtl/>
-          <w:lang w:bidi="ar-AE"/>
-        </w:rPr>
-        <w:t>إِنْ</w:t>
-      </w:r>
-      <w:r>
-        <w:rPr>
-          <w:rFonts w:hint="cs"/>
-          <w:rtl/>
-          <w:lang w:bidi="ar-AE"/>
-        </w:rPr>
-        <w:t>". هذه ليس لها أن تُدخل الشك في المؤمن، إنه أبدًا ليس هدف الروح، وإنما أتت لتنقي (تغربل) المعترفين باسم الرب ولتمتحنهم وتفحصهم. حيثما تظهر المشورات الإلهية، كما هو في رسالة أفسس، لا نجد أية كلمة تقول "إن"، لأن الكل هنا هو من الله. ولكن حيثما تدخل مسؤولية الإنسان، كما في رسالة كولوسي والعبرانيين، فالروح القدس يستخدمها بتكرار في صورة جدية. هنالك استخدام ملائم وصحيح لمثل هذه التحذيرات، ولكن أيضًا هنالك سوء استخدام رديء يُدخل الشك في النفوس الغير مثبتة.</w:t>
+          <w:lang w:bidi="ar-SA"/>
+        </w:rPr>
+        <w:t xml:space="preserve">إننا مقتنعون كليًا بأن الكنيسة تحتاج بشكل متواصل ومتجدد بأن تستفيد من حضور وقوة الروح؛ إلا </w:t>
+      </w:r>
+      <w:r>
+        <w:rPr>
+          <w:rFonts w:hint="cs"/>
+          <w:rtl/>
+          <w:lang w:bidi="ar-SA"/>
+        </w:rPr>
+        <w:t>بأن</w:t>
+      </w:r>
+      <w:r>
+        <w:rPr>
+          <w:rFonts w:hint="cs"/>
+          <w:rtl/>
+          <w:lang w:bidi="ar-SA"/>
+        </w:rPr>
+        <w:t xml:space="preserve"> الكنيسة تحتاج من جديد للمعمودية بالروح القدس، كما يعلّم الكثيرون، هو ظلام وضلال بالنظر إلى أحد أكثر الحقائق أهمية في التدبير الحالي.</w:t>
       </w:r>
     </w:p>
     <w:sectPr>
-      <w:pgSz w:w="11906" w:h="16838"/>
-      <w:pgMar w:top="1440" w:right="1800" w:bottom="1440" w:left="1800" w:header="708" w:footer="708" w:gutter="0"/>
-      <w:cols w:space="708"/>
-      <w:bidi/>
-      <w:rtlGutter/>
+      <w:pgSz w:w="12240" w:h="15840"/>
+      <w:pgMar w:top="1440" w:right="1800" w:bottom="1440" w:left="1800" w:header="720" w:footer="720" w:gutter="0"/>
+      <w:cols w:space="720"/>
       <w:docGrid w:linePitch="360"/>
     </w:sectPr>
   </w:body>
@@ -699,14 +2021,16 @@
 </file>
 
 <file path=word/styles.xml><?xml version="1.0" encoding="utf-8"?>
-<w:styles xmlns:mc="http://schemas.openxmlformats.org/markup-compatibility/2006" xmlns:r="http://schemas.openxmlformats.org/officeDocument/2006/relationships" xmlns:w="http://schemas.openxmlformats.org/wordprocessingml/2006/main" xmlns:w14="http://schemas.microsoft.com/office/word/2010/wordml" xmlns:w15="http://schemas.microsoft.com/office/word/2012/wordml" xmlns:w16cid="http://schemas.microsoft.com/office/word/2016/wordml/cid" xmlns:w16se="http://schemas.microsoft.com/office/word/2015/wordml/symex" mc:Ignorable="w14 w15 w16se w16cid">
+<w:styles xmlns:mc="http://schemas.openxmlformats.org/markup-compatibility/2006" xmlns:r="http://schemas.openxmlformats.org/officeDocument/2006/relationships" xmlns:w="http://schemas.openxmlformats.org/wordprocessingml/2006/main" xmlns:w14="http://schemas.microsoft.com/office/word/2010/wordml" xmlns:w15="http://schemas.microsoft.com/office/word/2012/wordml" xmlns:w16cex="http://schemas.microsoft.com/office/word/2018/wordml/cex" xmlns:w16cid="http://schemas.microsoft.com/office/word/2016/wordml/cid" xmlns:w16="http://schemas.microsoft.com/office/word/2018/wordml" xmlns:w16sdtdh="http://schemas.microsoft.com/office/word/2020/wordml/sdtdatahash" xmlns:w16se="http://schemas.microsoft.com/office/word/2015/wordml/symex" mc:Ignorable="w14 w15 w16se w16cid w16 w16cex w16sdtdh">
   <w:docDefaults>
     <w:rPrDefault>
       <w:rPr>
         <w:rFonts w:ascii="Sakkal Majalla" w:eastAsiaTheme="minorHAnsi" w:hAnsi="Sakkal Majalla" w:cs="Sakkal Majalla"/>
+        <w:kern w:val="2"/>
         <w:sz w:val="28"/>
         <w:szCs w:val="28"/>
-        <w:lang w:val="en-US" w:eastAsia="en-US" w:bidi="ar-SA"/>
+        <w:lang w:val="en-US" w:eastAsia="en-US" w:bidi="he-IL"/>
+        <w14:ligatures w14:val="standardContextual"/>
       </w:rPr>
     </w:rPrDefault>
     <w:pPrDefault>
@@ -1099,7 +2423,6 @@
     <w:name w:val="Normal"/>
     <w:qFormat/>
     <w:rPr>
-      <w:noProof/>
       <w:lang w:bidi="ar-EG"/>
     </w:rPr>
   </w:style>
@@ -1135,7 +2458,7 @@
     <w:basedOn w:val="DefaultParagraphFont"/>
     <w:uiPriority w:val="99"/>
     <w:unhideWhenUsed/>
-    <w:rsid w:val="00672BC9"/>
+    <w:rsid w:val="00FA6BE9"/>
     <w:rPr>
       <w:color w:val="0563C1" w:themeColor="hyperlink"/>
       <w:u w:val="single"/>
@@ -1147,7 +2470,7 @@
     <w:uiPriority w:val="99"/>
     <w:semiHidden/>
     <w:unhideWhenUsed/>
-    <w:rsid w:val="00672BC9"/>
+    <w:rsid w:val="00FA6BE9"/>
     <w:rPr>
       <w:color w:val="605E5C"/>
       <w:shd w:val="clear" w:color="auto" w:fill="E1DFDD"/>
@@ -1159,7 +2482,7 @@
     <w:uiPriority w:val="99"/>
     <w:semiHidden/>
     <w:unhideWhenUsed/>
-    <w:rsid w:val="00175CE6"/>
+    <w:rsid w:val="00F54135"/>
     <w:rPr>
       <w:color w:val="954F72" w:themeColor="followedHyperlink"/>
       <w:u w:val="single"/>
